--- a/resumen-videos/resultados/TC_11_Modulacion_de_dosis_y_calidad_de_imagen/TC_11_Modulacion_de_dosis_y_calidad_de_imagen.docx
+++ b/resumen-videos/resultados/TC_11_Modulacion_de_dosis_y_calidad_de_imagen/TC_11_Modulacion_de_dosis_y_calidad_de_imagen.docx
@@ -4,7 +4,7 @@
   <w:body>
     <w:p>
       <w:pPr>
-        <w:spacing w:before="1191" w:after="0" w:line="240" w:lineRule="auto"/>
+        <w:spacing w:before="2189" w:after="0" w:line="240" w:lineRule="auto"/>
         <w:ind w:left="850" w:right="850"/>
       </w:pPr>
       <w:r>
@@ -213,7 +213,7 @@
           <w:bottom w:val="single" w:sz="4" w:space="2" w:color="BBBBBB"/>
         </w:pBdr>
         <w:tabs>
-          <w:tab w:pos="15704" w:val="right"/>
+          <w:tab w:pos="10772" w:val="right"/>
         </w:tabs>
         <w:spacing w:before="0" w:after="80" w:line="192" w:lineRule="exact"/>
       </w:pPr>
@@ -265,8 +265,8 @@
         <w:tblLook w:firstColumn="1" w:firstRow="1" w:lastColumn="0" w:lastRow="0" w:noHBand="0" w:noVBand="1" w:val="04A0"/>
       </w:tblPr>
       <w:tblGrid>
-        <w:gridCol w:w="7852"/>
-        <w:gridCol w:w="7852"/>
+        <w:gridCol w:w="5386"/>
+        <w:gridCol w:w="5386"/>
       </w:tblGrid>
       <w:tr>
         <w:trPr>
@@ -274,7 +274,7 @@
         </w:trPr>
         <w:tc>
           <w:tcPr>
-            <w:tcW w:type="dxa" w:w="13890"/>
+            <w:tcW w:type="dxa" w:w="8957"/>
           </w:tcPr>
           <w:p>
             <w:pPr>
@@ -304,7 +304,7 @@
         </w:trPr>
         <w:tc>
           <w:tcPr>
-            <w:tcW w:type="dxa" w:w="13890"/>
+            <w:tcW w:type="dxa" w:w="8957"/>
           </w:tcPr>
           <w:p>
             <w:pPr>
@@ -317,7 +317,7 @@
                 <w:color w:val="222222"/>
                 <w:sz w:val="20"/>
               </w:rPr>
-              <w:t>1. Configurar Reconstrucción Iterativa AIDR 3D</w:t>
+              <w:t>1. Configurar reconstrucción iterativa AIDR 3D</w:t>
             </w:r>
           </w:p>
         </w:tc>
@@ -352,7 +352,7 @@
         </w:trPr>
         <w:tc>
           <w:tcPr>
-            <w:tcW w:type="dxa" w:w="13890"/>
+            <w:tcW w:type="dxa" w:w="8957"/>
           </w:tcPr>
           <w:p>
             <w:pPr>
@@ -365,7 +365,7 @@
                 <w:color w:val="222222"/>
                 <w:sz w:val="20"/>
               </w:rPr>
-              <w:t>2. Visualizar Parámetros por Órgano</w:t>
+              <w:t>2. Visualizar parametros por organo</w:t>
             </w:r>
           </w:p>
         </w:tc>
@@ -389,7 +389,7 @@
                 <w:sz w:val="20"/>
               </w:rPr>
               <w:tab/>
-              <w:t>00:15 · pág. 3</w:t>
+              <w:t>00:15 · pág. 4</w:t>
             </w:r>
           </w:p>
         </w:tc>
@@ -400,7 +400,7 @@
         </w:trPr>
         <w:tc>
           <w:tcPr>
-            <w:tcW w:type="dxa" w:w="13890"/>
+            <w:tcW w:type="dxa" w:w="8957"/>
           </w:tcPr>
           <w:p>
             <w:pPr>
@@ -430,7 +430,7 @@
         </w:trPr>
         <w:tc>
           <w:tcPr>
-            <w:tcW w:type="dxa" w:w="13890"/>
+            <w:tcW w:type="dxa" w:w="8957"/>
           </w:tcPr>
           <w:p>
             <w:pPr>
@@ -443,7 +443,7 @@
                 <w:color w:val="222222"/>
                 <w:sz w:val="20"/>
               </w:rPr>
-              <w:t>3. Acceder a Filtros SureIQ</w:t>
+              <w:t>3. Acceder a filtros SureIQ</w:t>
             </w:r>
           </w:p>
         </w:tc>
@@ -467,7 +467,7 @@
                 <w:sz w:val="20"/>
               </w:rPr>
               <w:tab/>
-              <w:t>00:43 · pág. 4</w:t>
+              <w:t>00:43 · pág. 5</w:t>
             </w:r>
           </w:p>
         </w:tc>
@@ -478,7 +478,7 @@
         </w:trPr>
         <w:tc>
           <w:tcPr>
-            <w:tcW w:type="dxa" w:w="13890"/>
+            <w:tcW w:type="dxa" w:w="8957"/>
           </w:tcPr>
           <w:p>
             <w:pPr>
@@ -491,7 +491,7 @@
                 <w:color w:val="222222"/>
                 <w:sz w:val="20"/>
               </w:rPr>
-              <w:t>4. Acceder a Modulador Sure Exposure</w:t>
+              <w:t>4. Acceder a modulador Sure Exposure</w:t>
             </w:r>
           </w:p>
         </w:tc>
@@ -515,7 +515,7 @@
                 <w:sz w:val="20"/>
               </w:rPr>
               <w:tab/>
-              <w:t>00:49 · pág. 4</w:t>
+              <w:t>00:49 · pág. 6</w:t>
             </w:r>
           </w:p>
         </w:tc>
@@ -526,7 +526,7 @@
         </w:trPr>
         <w:tc>
           <w:tcPr>
-            <w:tcW w:type="dxa" w:w="13890"/>
+            <w:tcW w:type="dxa" w:w="8957"/>
           </w:tcPr>
           <w:p>
             <w:pPr>
@@ -539,7 +539,7 @@
                 <w:color w:val="222222"/>
                 <w:sz w:val="20"/>
               </w:rPr>
-              <w:t>5. Definir Rango de mA</w:t>
+              <w:t>5. Definir rango de mA</w:t>
             </w:r>
           </w:p>
         </w:tc>
@@ -563,7 +563,7 @@
                 <w:sz w:val="20"/>
               </w:rPr>
               <w:tab/>
-              <w:t>01:05 · pág. 5</w:t>
+              <w:t>01:05 · pág. 7</w:t>
             </w:r>
           </w:p>
         </w:tc>
@@ -574,7 +574,7 @@
         </w:trPr>
         <w:tc>
           <w:tcPr>
-            <w:tcW w:type="dxa" w:w="13890"/>
+            <w:tcW w:type="dxa" w:w="8957"/>
           </w:tcPr>
           <w:p>
             <w:pPr>
@@ -587,7 +587,7 @@
                 <w:color w:val="222222"/>
                 <w:sz w:val="20"/>
               </w:rPr>
-              <w:t>6. Ajustar Espesor de Corte para Columna</w:t>
+              <w:t>6. Ajustar espesor de corte para columna</w:t>
             </w:r>
           </w:p>
         </w:tc>
@@ -611,7 +611,7 @@
                 <w:sz w:val="20"/>
               </w:rPr>
               <w:tab/>
-              <w:t>01:09 · pág. 5</w:t>
+              <w:t>01:09 · pág. 8</w:t>
             </w:r>
           </w:p>
         </w:tc>
@@ -622,7 +622,7 @@
         </w:trPr>
         <w:tc>
           <w:tcPr>
-            <w:tcW w:type="dxa" w:w="13890"/>
+            <w:tcW w:type="dxa" w:w="8957"/>
           </w:tcPr>
           <w:p>
             <w:pPr>
@@ -635,7 +635,7 @@
                 <w:color w:val="222222"/>
                 <w:sz w:val="20"/>
               </w:rPr>
-              <w:t>7. Ajustar Desviación Estándar de Ruido SD</w:t>
+              <w:t>7. Ajustar desviacion estandar de ruido SD</w:t>
             </w:r>
           </w:p>
         </w:tc>
@@ -659,7 +659,7 @@
                 <w:sz w:val="20"/>
               </w:rPr>
               <w:tab/>
-              <w:t>01:21 · pág. 6</w:t>
+              <w:t>01:21 · pág. 9</w:t>
             </w:r>
           </w:p>
         </w:tc>
@@ -670,7 +670,7 @@
         </w:trPr>
         <w:tc>
           <w:tcPr>
-            <w:tcW w:type="dxa" w:w="13890"/>
+            <w:tcW w:type="dxa" w:w="8957"/>
           </w:tcPr>
           <w:p>
             <w:pPr>
@@ -683,7 +683,7 @@
                 <w:color w:val="222222"/>
                 <w:sz w:val="20"/>
               </w:rPr>
-              <w:t>8. Modificar mA Mínimo según Calidad</w:t>
+              <w:t>8. Modificar mA minimo segun calidad</w:t>
             </w:r>
           </w:p>
         </w:tc>
@@ -707,7 +707,7 @@
                 <w:sz w:val="20"/>
               </w:rPr>
               <w:tab/>
-              <w:t>01:43 · pág. 6</w:t>
+              <w:t>01:43 · pág. 10</w:t>
             </w:r>
           </w:p>
         </w:tc>
@@ -718,7 +718,7 @@
         </w:trPr>
         <w:tc>
           <w:tcPr>
-            <w:tcW w:type="dxa" w:w="13890"/>
+            <w:tcW w:type="dxa" w:w="8957"/>
           </w:tcPr>
           <w:p>
             <w:pPr>
@@ -731,7 +731,7 @@
                 <w:color w:val="222222"/>
                 <w:sz w:val="20"/>
               </w:rPr>
-              <w:t>9. Configurar Ruido en Protocolo Cerebro</w:t>
+              <w:t>9. Configurar ruido en protocolo cerebro</w:t>
             </w:r>
           </w:p>
         </w:tc>
@@ -755,7 +755,7 @@
                 <w:sz w:val="20"/>
               </w:rPr>
               <w:tab/>
-              <w:t>02:16 · pág. 7</w:t>
+              <w:t>02:16 · pág. 11</w:t>
             </w:r>
           </w:p>
         </w:tc>
@@ -766,7 +766,7 @@
         </w:trPr>
         <w:tc>
           <w:tcPr>
-            <w:tcW w:type="dxa" w:w="13890"/>
+            <w:tcW w:type="dxa" w:w="8957"/>
           </w:tcPr>
           <w:p>
             <w:pPr>
@@ -779,7 +779,7 @@
                 <w:color w:val="222222"/>
                 <w:sz w:val="20"/>
               </w:rPr>
-              <w:t>10. Advertencia sobre Dosis en Cerebro vs Cuello</w:t>
+              <w:t>10. Advertencia sobre dosis en cerebro vs cuello</w:t>
             </w:r>
           </w:p>
         </w:tc>
@@ -803,7 +803,7 @@
                 <w:sz w:val="20"/>
               </w:rPr>
               <w:tab/>
-              <w:t>02:24 · pág. 7</w:t>
+              <w:t>02:24 · pág. 12</w:t>
             </w:r>
           </w:p>
         </w:tc>
@@ -814,7 +814,7 @@
         </w:trPr>
         <w:tc>
           <w:tcPr>
-            <w:tcW w:type="dxa" w:w="13890"/>
+            <w:tcW w:type="dxa" w:w="8957"/>
           </w:tcPr>
           <w:p>
             <w:pPr>
@@ -844,7 +844,7 @@
         </w:trPr>
         <w:tc>
           <w:tcPr>
-            <w:tcW w:type="dxa" w:w="13890"/>
+            <w:tcW w:type="dxa" w:w="8957"/>
           </w:tcPr>
           <w:p>
             <w:pPr>
@@ -857,7 +857,7 @@
                 <w:color w:val="222222"/>
                 <w:sz w:val="20"/>
               </w:rPr>
-              <w:t>11. Ver Ruta de Acceso en Adquisición</w:t>
+              <w:t>11. Ver ruta de acceso en adquisicion</w:t>
             </w:r>
           </w:p>
         </w:tc>
@@ -881,7 +881,7 @@
                 <w:sz w:val="20"/>
               </w:rPr>
               <w:tab/>
-              <w:t>03:20 · pág. 8</w:t>
+              <w:t>03:20 · pág. 13</w:t>
             </w:r>
           </w:p>
         </w:tc>
@@ -892,7 +892,7 @@
         </w:trPr>
         <w:tc>
           <w:tcPr>
-            <w:tcW w:type="dxa" w:w="13890"/>
+            <w:tcW w:type="dxa" w:w="8957"/>
           </w:tcPr>
           <w:p>
             <w:pPr>
@@ -929,7 +929,7 @@
                 <w:sz w:val="20"/>
               </w:rPr>
               <w:tab/>
-              <w:t>03:28 · pág. 8</w:t>
+              <w:t>03:28 · pág. 14</w:t>
             </w:r>
           </w:p>
         </w:tc>
@@ -937,7 +937,19 @@
     </w:tbl>
     <w:p>
       <w:pPr>
-        <w:pageBreakBefore/>
+        <w:sectPr>
+          <w:footerReference w:type="default" r:id="rId9"/>
+          <w:pgSz w:w="11906" w:h="16838"/>
+          <w:pgMar w:top="567" w:right="567" w:bottom="567" w:left="567" w:header="283" w:footer="283" w:gutter="0"/>
+          <w:cols w:space="720"/>
+          <w:titlePg/>
+          <w:docGrid w:linePitch="360"/>
+        </w:sectPr>
+      </w:pPr>
+    </w:p>
+    <w:p>
+      <w:pPr>
+        <w:pageBreakBefore w:val="0"/>
         <w:pBdr>
           <w:bottom w:val="single" w:sz="4" w:space="2" w:color="BBBBBB"/>
         </w:pBdr>
@@ -963,7 +975,7 @@
           <w:sz w:val="16"/>
         </w:rPr>
         <w:tab/>
-        <w:t>Pasos 1–2 de 12</w:t>
+        <w:t>Paso 1 de 12</w:t>
       </w:r>
     </w:p>
     <w:tbl>
@@ -980,8 +992,7 @@
         <w:tblLook w:firstColumn="1" w:firstRow="1" w:lastColumn="0" w:lastRow="0" w:noHBand="0" w:noVBand="1" w:val="04A0"/>
       </w:tblPr>
       <w:tblGrid>
-        <w:gridCol w:w="7852"/>
-        <w:gridCol w:w="7852"/>
+        <w:gridCol w:w="15704"/>
       </w:tblGrid>
       <w:tr>
         <w:trPr>
@@ -989,7 +1000,7 @@
         </w:trPr>
         <w:tc>
           <w:tcPr>
-            <w:tcW w:type="dxa" w:w="7710"/>
+            <w:tcW w:type="dxa" w:w="15704"/>
             <w:vAlign w:val="top"/>
           </w:tcPr>
           <w:p>
@@ -1006,7 +1017,7 @@
               </w:rPr>
               <w:drawing>
                 <wp:inline xmlns:a="http://schemas.openxmlformats.org/drawingml/2006/main" xmlns:pic="http://schemas.openxmlformats.org/drawingml/2006/picture">
-                  <wp:extent cx="3081701" cy="5478580"/>
+                  <wp:extent cx="9279111" cy="5219500"/>
                   <wp:docPr id="1" name="Picture 1"/>
                   <wp:cNvGraphicFramePr>
                     <a:graphicFrameLocks noChangeAspect="1"/>
@@ -1027,7 +1038,7 @@
                         <pic:spPr>
                           <a:xfrm>
                             <a:off x="0" y="0"/>
-                            <a:ext cx="3081701" cy="5478580"/>
+                            <a:ext cx="9279111" cy="5219500"/>
                           </a:xfrm>
                           <a:prstGeom prst="rect"/>
                         </pic:spPr>
@@ -1040,138 +1051,44 @@
           </w:p>
           <w:p>
             <w:pPr>
-              <w:spacing w:before="0" w:after="20" w:line="204" w:lineRule="exact"/>
+              <w:spacing w:before="0" w:after="20" w:line="216" w:lineRule="exact"/>
             </w:pPr>
             <w:r>
               <w:rPr>
                 <w:b w:val="0"/>
                 <w:i w:val="0"/>
                 <w:color w:val="666666"/>
-                <w:sz w:val="17"/>
+                <w:sz w:val="18"/>
               </w:rPr>
               <w:t>PASO 1 · CONFIGURACIÓN DE PROTOCOLOS · 00:03</w:t>
             </w:r>
           </w:p>
           <w:p>
             <w:pPr>
-              <w:spacing w:before="0" w:after="20" w:line="312" w:lineRule="exact"/>
+              <w:spacing w:before="0" w:after="20" w:line="360" w:lineRule="exact"/>
             </w:pPr>
             <w:r>
               <w:rPr>
                 <w:b/>
                 <w:i w:val="0"/>
                 <w:color w:val="111111"/>
-                <w:sz w:val="26"/>
+                <w:sz w:val="30"/>
               </w:rPr>
-              <w:t>Configurar Reconstrucción Iterativa AIDR 3D</w:t>
+              <w:t>Configurar reconstrucción iterativa AIDR 3D</w:t>
             </w:r>
           </w:p>
           <w:p>
             <w:pPr>
-              <w:spacing w:before="0" w:after="0" w:line="252" w:lineRule="exact"/>
+              <w:spacing w:before="0" w:after="0" w:line="276" w:lineRule="exact"/>
             </w:pPr>
             <w:r>
               <w:rPr>
                 <w:b w:val="0"/>
                 <w:i w:val="0"/>
                 <w:color w:val="222222"/>
-                <w:sz w:val="21"/>
+                <w:sz w:val="23"/>
               </w:rPr>
-              <w:t>Se muestra la opción AIDR 3D seleccionada en modo Enhanced, la cual corresponde a la última generación de reconstrucción iterativa para reducir dosis de radiación.</w:t>
-            </w:r>
-          </w:p>
-        </w:tc>
-        <w:tc>
-          <w:tcPr>
-            <w:tcW w:type="dxa" w:w="7710"/>
-            <w:vAlign w:val="top"/>
-          </w:tcPr>
-          <w:p>
-            <w:pPr>
-              <w:spacing w:before="0" w:after="40" w:line="240" w:lineRule="auto"/>
-              <w:jc w:val="left"/>
-              <w:rPr>
-                <w:sz w:val="4"/>
-              </w:rPr>
-            </w:pPr>
-            <w:r>
-              <w:rPr>
-                <w:sz w:val="4"/>
-              </w:rPr>
-              <w:drawing>
-                <wp:inline xmlns:a="http://schemas.openxmlformats.org/drawingml/2006/main" xmlns:pic="http://schemas.openxmlformats.org/drawingml/2006/picture">
-                  <wp:extent cx="3081701" cy="5478580"/>
-                  <wp:docPr id="2" name="Picture 2"/>
-                  <wp:cNvGraphicFramePr>
-                    <a:graphicFrameLocks noChangeAspect="1"/>
-                  </wp:cNvGraphicFramePr>
-                  <a:graphic>
-                    <a:graphicData uri="http://schemas.openxmlformats.org/drawingml/2006/picture">
-                      <pic:pic>
-                        <pic:nvPicPr>
-                          <pic:cNvPr id="0" name="02_00-15_anotada.jpg"/>
-                          <pic:cNvPicPr/>
-                        </pic:nvPicPr>
-                        <pic:blipFill>
-                          <a:blip r:embed="rId11"/>
-                          <a:stretch>
-                            <a:fillRect/>
-                          </a:stretch>
-                        </pic:blipFill>
-                        <pic:spPr>
-                          <a:xfrm>
-                            <a:off x="0" y="0"/>
-                            <a:ext cx="3081701" cy="5478580"/>
-                          </a:xfrm>
-                          <a:prstGeom prst="rect"/>
-                        </pic:spPr>
-                      </pic:pic>
-                    </a:graphicData>
-                  </a:graphic>
-                </wp:inline>
-              </w:drawing>
-            </w:r>
-          </w:p>
-          <w:p>
-            <w:pPr>
-              <w:spacing w:before="0" w:after="20" w:line="204" w:lineRule="exact"/>
-            </w:pPr>
-            <w:r>
-              <w:rPr>
-                <w:b w:val="0"/>
-                <w:i w:val="0"/>
-                <w:color w:val="666666"/>
-                <w:sz w:val="17"/>
-              </w:rPr>
-              <w:t>PASO 2 · CONFIGURACIÓN DE PROTOCOLOS · 00:15</w:t>
-            </w:r>
-          </w:p>
-          <w:p>
-            <w:pPr>
-              <w:spacing w:before="0" w:after="20" w:line="312" w:lineRule="exact"/>
-            </w:pPr>
-            <w:r>
-              <w:rPr>
-                <w:b/>
-                <w:i w:val="0"/>
-                <w:color w:val="111111"/>
-                <w:sz w:val="26"/>
-              </w:rPr>
-              <w:t>Visualizar Parámetros por Órgano</w:t>
-            </w:r>
-          </w:p>
-          <w:p>
-            <w:pPr>
-              <w:spacing w:before="0" w:after="0" w:line="252" w:lineRule="exact"/>
-            </w:pPr>
-            <w:r>
-              <w:rPr>
-                <w:b w:val="0"/>
-                <w:i w:val="0"/>
-                <w:color w:val="222222"/>
-                <w:sz w:val="21"/>
-              </w:rPr>
-              <w:t>El instructor navega por los distintos perfiles de adquisición (Cuello, Pulmón, Cuerpo, Columna) para verificar las ventanas de visualización predefinidas (WW y WL). En pantalla se selecciona la fila Pulmón.</w:t>
+              <w:t>Se muestra la opcion AIDR 3D seleccionada en modo Enhanced, la cual corresponde a la ultima generacion de reconstruccion iterativa para reducir dosis de radiacion.</w:t>
             </w:r>
           </w:p>
         </w:tc>
@@ -1179,7 +1096,17 @@
     </w:tbl>
     <w:p>
       <w:pPr>
-        <w:pageBreakBefore/>
+        <w:sectPr>
+          <w:pgSz w:w="16838" w:h="11906" w:orient="landscape"/>
+          <w:pgMar w:top="567" w:right="567" w:bottom="567" w:left="567" w:header="283" w:footer="283" w:gutter="0"/>
+          <w:cols w:space="720"/>
+          <w:docGrid w:linePitch="360"/>
+        </w:sectPr>
+      </w:pPr>
+    </w:p>
+    <w:p>
+      <w:pPr>
+        <w:pageBreakBefore w:val="0"/>
         <w:pBdr>
           <w:bottom w:val="single" w:sz="4" w:space="2" w:color="BBBBBB"/>
         </w:pBdr>
@@ -1205,7 +1132,7 @@
           <w:sz w:val="16"/>
         </w:rPr>
         <w:tab/>
-        <w:t>Pasos 3–4 de 12</w:t>
+        <w:t>Paso 2 de 12</w:t>
       </w:r>
     </w:p>
     <w:tbl>
@@ -1222,8 +1149,7 @@
         <w:tblLook w:firstColumn="1" w:firstRow="1" w:lastColumn="0" w:lastRow="0" w:noHBand="0" w:noVBand="1" w:val="04A0"/>
       </w:tblPr>
       <w:tblGrid>
-        <w:gridCol w:w="7852"/>
-        <w:gridCol w:w="7852"/>
+        <w:gridCol w:w="15704"/>
       </w:tblGrid>
       <w:tr>
         <w:trPr>
@@ -1231,7 +1157,7 @@
         </w:trPr>
         <w:tc>
           <w:tcPr>
-            <w:tcW w:type="dxa" w:w="7710"/>
+            <w:tcW w:type="dxa" w:w="15704"/>
             <w:vAlign w:val="top"/>
           </w:tcPr>
           <w:p>
@@ -1248,8 +1174,8 @@
               </w:rPr>
               <w:drawing>
                 <wp:inline xmlns:a="http://schemas.openxmlformats.org/drawingml/2006/main" xmlns:pic="http://schemas.openxmlformats.org/drawingml/2006/picture">
-                  <wp:extent cx="3081701" cy="5478580"/>
-                  <wp:docPr id="3" name="Picture 3"/>
+                  <wp:extent cx="9279111" cy="5219500"/>
+                  <wp:docPr id="2" name="Picture 2"/>
                   <wp:cNvGraphicFramePr>
                     <a:graphicFrameLocks noChangeAspect="1"/>
                   </wp:cNvGraphicFramePr>
@@ -1257,11 +1183,11 @@
                     <a:graphicData uri="http://schemas.openxmlformats.org/drawingml/2006/picture">
                       <pic:pic>
                         <pic:nvPicPr>
-                          <pic:cNvPr id="0" name="03_00-43_anotada.jpg"/>
+                          <pic:cNvPr id="0" name="02_00-15_anotada.jpg"/>
                           <pic:cNvPicPr/>
                         </pic:nvPicPr>
                         <pic:blipFill>
-                          <a:blip r:embed="rId12"/>
+                          <a:blip r:embed="rId11"/>
                           <a:stretch>
                             <a:fillRect/>
                           </a:stretch>
@@ -1269,7 +1195,7 @@
                         <pic:spPr>
                           <a:xfrm>
                             <a:off x="0" y="0"/>
-                            <a:ext cx="3081701" cy="5478580"/>
+                            <a:ext cx="9279111" cy="5219500"/>
                           </a:xfrm>
                           <a:prstGeom prst="rect"/>
                         </pic:spPr>
@@ -1282,138 +1208,44 @@
           </w:p>
           <w:p>
             <w:pPr>
-              <w:spacing w:before="0" w:after="20" w:line="204" w:lineRule="exact"/>
+              <w:spacing w:before="0" w:after="20" w:line="216" w:lineRule="exact"/>
             </w:pPr>
             <w:r>
               <w:rPr>
                 <w:b w:val="0"/>
                 <w:i w:val="0"/>
                 <w:color w:val="666666"/>
-                <w:sz w:val="17"/>
+                <w:sz w:val="18"/>
               </w:rPr>
-              <w:t>PASO 3 · FILTROS Y DOSIS · 00:43</w:t>
+              <w:t>PASO 2 · CONFIGURACIÓN DE PROTOCOLOS · 00:15</w:t>
             </w:r>
           </w:p>
           <w:p>
             <w:pPr>
-              <w:spacing w:before="0" w:after="20" w:line="312" w:lineRule="exact"/>
+              <w:spacing w:before="0" w:after="20" w:line="360" w:lineRule="exact"/>
             </w:pPr>
             <w:r>
               <w:rPr>
                 <w:b/>
                 <w:i w:val="0"/>
                 <w:color w:val="111111"/>
-                <w:sz w:val="26"/>
+                <w:sz w:val="30"/>
               </w:rPr>
-              <w:t>Acceder a Filtros SureIQ</w:t>
+              <w:t>Visualizar parametros por organo</w:t>
             </w:r>
           </w:p>
           <w:p>
             <w:pPr>
-              <w:spacing w:before="0" w:after="0" w:line="252" w:lineRule="exact"/>
+              <w:spacing w:before="0" w:after="0" w:line="276" w:lineRule="exact"/>
             </w:pPr>
             <w:r>
               <w:rPr>
                 <w:b w:val="0"/>
                 <w:i w:val="0"/>
                 <w:color w:val="222222"/>
-                <w:sz w:val="21"/>
+                <w:sz w:val="23"/>
               </w:rPr>
-              <w:t>Se señala el botón 'SureIQ' dentro de la pestaña de Protocolos, indicando que es el lugar donde se crean y modifican los filtros de imagen.</w:t>
-            </w:r>
-          </w:p>
-        </w:tc>
-        <w:tc>
-          <w:tcPr>
-            <w:tcW w:type="dxa" w:w="7710"/>
-            <w:vAlign w:val="top"/>
-          </w:tcPr>
-          <w:p>
-            <w:pPr>
-              <w:spacing w:before="0" w:after="40" w:line="240" w:lineRule="auto"/>
-              <w:jc w:val="left"/>
-              <w:rPr>
-                <w:sz w:val="4"/>
-              </w:rPr>
-            </w:pPr>
-            <w:r>
-              <w:rPr>
-                <w:sz w:val="4"/>
-              </w:rPr>
-              <w:drawing>
-                <wp:inline xmlns:a="http://schemas.openxmlformats.org/drawingml/2006/main" xmlns:pic="http://schemas.openxmlformats.org/drawingml/2006/picture">
-                  <wp:extent cx="3081701" cy="5478580"/>
-                  <wp:docPr id="4" name="Picture 4"/>
-                  <wp:cNvGraphicFramePr>
-                    <a:graphicFrameLocks noChangeAspect="1"/>
-                  </wp:cNvGraphicFramePr>
-                  <a:graphic>
-                    <a:graphicData uri="http://schemas.openxmlformats.org/drawingml/2006/picture">
-                      <pic:pic>
-                        <pic:nvPicPr>
-                          <pic:cNvPr id="0" name="04_00-49_anotada.jpg"/>
-                          <pic:cNvPicPr/>
-                        </pic:nvPicPr>
-                        <pic:blipFill>
-                          <a:blip r:embed="rId13"/>
-                          <a:stretch>
-                            <a:fillRect/>
-                          </a:stretch>
-                        </pic:blipFill>
-                        <pic:spPr>
-                          <a:xfrm>
-                            <a:off x="0" y="0"/>
-                            <a:ext cx="3081701" cy="5478580"/>
-                          </a:xfrm>
-                          <a:prstGeom prst="rect"/>
-                        </pic:spPr>
-                      </pic:pic>
-                    </a:graphicData>
-                  </a:graphic>
-                </wp:inline>
-              </w:drawing>
-            </w:r>
-          </w:p>
-          <w:p>
-            <w:pPr>
-              <w:spacing w:before="0" w:after="20" w:line="204" w:lineRule="exact"/>
-            </w:pPr>
-            <w:r>
-              <w:rPr>
-                <w:b w:val="0"/>
-                <w:i w:val="0"/>
-                <w:color w:val="666666"/>
-                <w:sz w:val="17"/>
-              </w:rPr>
-              <w:t>PASO 4 · FILTROS Y DOSIS · 00:49</w:t>
-            </w:r>
-          </w:p>
-          <w:p>
-            <w:pPr>
-              <w:spacing w:before="0" w:after="20" w:line="312" w:lineRule="exact"/>
-            </w:pPr>
-            <w:r>
-              <w:rPr>
-                <w:b/>
-                <w:i w:val="0"/>
-                <w:color w:val="111111"/>
-                <w:sz w:val="26"/>
-              </w:rPr>
-              <w:t>Acceder a Modulador Sure Exposure</w:t>
-            </w:r>
-          </w:p>
-          <w:p>
-            <w:pPr>
-              <w:spacing w:before="0" w:after="0" w:line="252" w:lineRule="exact"/>
-            </w:pPr>
-            <w:r>
-              <w:rPr>
-                <w:b w:val="0"/>
-                <w:i w:val="0"/>
-                <w:color w:val="222222"/>
-                <w:sz w:val="21"/>
-              </w:rPr>
-              <w:t>Se presiona el botón 'Sure Exp' (Sure Exposure) que gestiona el control automático de exposición del equipo para modular el mA en función del paciente.</w:t>
+              <w:t>El instructor navega por los distintos perfiles de adquisicion para verificar las ventanas predefinidas. En pantalla se selecciona la fila Pulmon y se muestra el cursor sobre ella.</w:t>
             </w:r>
           </w:p>
         </w:tc>
@@ -1421,7 +1253,17 @@
     </w:tbl>
     <w:p>
       <w:pPr>
-        <w:pageBreakBefore/>
+        <w:sectPr>
+          <w:pgSz w:w="16838" w:h="11906" w:orient="landscape"/>
+          <w:pgMar w:top="567" w:right="567" w:bottom="567" w:left="567" w:header="283" w:footer="283" w:gutter="0"/>
+          <w:cols w:space="720"/>
+          <w:docGrid w:linePitch="360"/>
+        </w:sectPr>
+      </w:pPr>
+    </w:p>
+    <w:p>
+      <w:pPr>
+        <w:pageBreakBefore w:val="0"/>
         <w:pBdr>
           <w:bottom w:val="single" w:sz="4" w:space="2" w:color="BBBBBB"/>
         </w:pBdr>
@@ -1447,7 +1289,7 @@
           <w:sz w:val="16"/>
         </w:rPr>
         <w:tab/>
-        <w:t>Pasos 5–6 de 12</w:t>
+        <w:t>Paso 3 de 12</w:t>
       </w:r>
     </w:p>
     <w:tbl>
@@ -1464,8 +1306,7 @@
         <w:tblLook w:firstColumn="1" w:firstRow="1" w:lastColumn="0" w:lastRow="0" w:noHBand="0" w:noVBand="1" w:val="04A0"/>
       </w:tblPr>
       <w:tblGrid>
-        <w:gridCol w:w="7852"/>
-        <w:gridCol w:w="7852"/>
+        <w:gridCol w:w="15704"/>
       </w:tblGrid>
       <w:tr>
         <w:trPr>
@@ -1473,7 +1314,7 @@
         </w:trPr>
         <w:tc>
           <w:tcPr>
-            <w:tcW w:type="dxa" w:w="7710"/>
+            <w:tcW w:type="dxa" w:w="15704"/>
             <w:vAlign w:val="top"/>
           </w:tcPr>
           <w:p>
@@ -1490,8 +1331,8 @@
               </w:rPr>
               <w:drawing>
                 <wp:inline xmlns:a="http://schemas.openxmlformats.org/drawingml/2006/main" xmlns:pic="http://schemas.openxmlformats.org/drawingml/2006/picture">
-                  <wp:extent cx="3081701" cy="5478580"/>
-                  <wp:docPr id="5" name="Picture 5"/>
+                  <wp:extent cx="9279111" cy="5219500"/>
+                  <wp:docPr id="3" name="Picture 3"/>
                   <wp:cNvGraphicFramePr>
                     <a:graphicFrameLocks noChangeAspect="1"/>
                   </wp:cNvGraphicFramePr>
@@ -1499,11 +1340,11 @@
                     <a:graphicData uri="http://schemas.openxmlformats.org/drawingml/2006/picture">
                       <pic:pic>
                         <pic:nvPicPr>
-                          <pic:cNvPr id="0" name="05_01-05_anotada.jpg"/>
+                          <pic:cNvPr id="0" name="03_00-43_anotada.jpg"/>
                           <pic:cNvPicPr/>
                         </pic:nvPicPr>
                         <pic:blipFill>
-                          <a:blip r:embed="rId14"/>
+                          <a:blip r:embed="rId12"/>
                           <a:stretch>
                             <a:fillRect/>
                           </a:stretch>
@@ -1511,7 +1352,7 @@
                         <pic:spPr>
                           <a:xfrm>
                             <a:off x="0" y="0"/>
-                            <a:ext cx="3081701" cy="5478580"/>
+                            <a:ext cx="9279111" cy="5219500"/>
                           </a:xfrm>
                           <a:prstGeom prst="rect"/>
                         </pic:spPr>
@@ -1524,138 +1365,44 @@
           </w:p>
           <w:p>
             <w:pPr>
-              <w:spacing w:before="0" w:after="20" w:line="204" w:lineRule="exact"/>
+              <w:spacing w:before="0" w:after="20" w:line="216" w:lineRule="exact"/>
             </w:pPr>
             <w:r>
               <w:rPr>
                 <w:b w:val="0"/>
                 <w:i w:val="0"/>
                 <w:color w:val="666666"/>
-                <w:sz w:val="17"/>
+                <w:sz w:val="18"/>
               </w:rPr>
-              <w:t>PASO 5 · FILTROS Y DOSIS · 01:05</w:t>
+              <w:t>PASO 3 · FILTROS Y DOSIS · 00:43</w:t>
             </w:r>
           </w:p>
           <w:p>
             <w:pPr>
-              <w:spacing w:before="0" w:after="20" w:line="312" w:lineRule="exact"/>
+              <w:spacing w:before="0" w:after="20" w:line="360" w:lineRule="exact"/>
             </w:pPr>
             <w:r>
               <w:rPr>
                 <w:b/>
                 <w:i w:val="0"/>
                 <w:color w:val="111111"/>
-                <w:sz w:val="26"/>
+                <w:sz w:val="30"/>
               </w:rPr>
-              <w:t>Definir Rango de mA</w:t>
+              <w:t>Acceder a filtros SureIQ</w:t>
             </w:r>
           </w:p>
           <w:p>
             <w:pPr>
-              <w:spacing w:before="0" w:after="0" w:line="252" w:lineRule="exact"/>
+              <w:spacing w:before="0" w:after="0" w:line="276" w:lineRule="exact"/>
             </w:pPr>
             <w:r>
               <w:rPr>
                 <w:b w:val="0"/>
                 <w:i w:val="0"/>
                 <w:color w:val="222222"/>
-                <w:sz w:val="21"/>
+                <w:sz w:val="23"/>
               </w:rPr>
-              <w:t>Se establecen los valores límite para la modulación automática en cuello: un mA máximo de 500 mA y un mínimo de 80 mA. El cursor señala el valor de 500 de MAX mA.</w:t>
-            </w:r>
-          </w:p>
-        </w:tc>
-        <w:tc>
-          <w:tcPr>
-            <w:tcW w:type="dxa" w:w="7710"/>
-            <w:vAlign w:val="top"/>
-          </w:tcPr>
-          <w:p>
-            <w:pPr>
-              <w:spacing w:before="0" w:after="40" w:line="240" w:lineRule="auto"/>
-              <w:jc w:val="left"/>
-              <w:rPr>
-                <w:sz w:val="4"/>
-              </w:rPr>
-            </w:pPr>
-            <w:r>
-              <w:rPr>
-                <w:sz w:val="4"/>
-              </w:rPr>
-              <w:drawing>
-                <wp:inline xmlns:a="http://schemas.openxmlformats.org/drawingml/2006/main" xmlns:pic="http://schemas.openxmlformats.org/drawingml/2006/picture">
-                  <wp:extent cx="2991690" cy="5318560"/>
-                  <wp:docPr id="6" name="Picture 6"/>
-                  <wp:cNvGraphicFramePr>
-                    <a:graphicFrameLocks noChangeAspect="1"/>
-                  </wp:cNvGraphicFramePr>
-                  <a:graphic>
-                    <a:graphicData uri="http://schemas.openxmlformats.org/drawingml/2006/picture">
-                      <pic:pic>
-                        <pic:nvPicPr>
-                          <pic:cNvPr id="0" name="06_01-09_anotada.jpg"/>
-                          <pic:cNvPicPr/>
-                        </pic:nvPicPr>
-                        <pic:blipFill>
-                          <a:blip r:embed="rId15"/>
-                          <a:stretch>
-                            <a:fillRect/>
-                          </a:stretch>
-                        </pic:blipFill>
-                        <pic:spPr>
-                          <a:xfrm>
-                            <a:off x="0" y="0"/>
-                            <a:ext cx="2991690" cy="5318560"/>
-                          </a:xfrm>
-                          <a:prstGeom prst="rect"/>
-                        </pic:spPr>
-                      </pic:pic>
-                    </a:graphicData>
-                  </a:graphic>
-                </wp:inline>
-              </w:drawing>
-            </w:r>
-          </w:p>
-          <w:p>
-            <w:pPr>
-              <w:spacing w:before="0" w:after="20" w:line="204" w:lineRule="exact"/>
-            </w:pPr>
-            <w:r>
-              <w:rPr>
-                <w:b w:val="0"/>
-                <w:i w:val="0"/>
-                <w:color w:val="666666"/>
-                <w:sz w:val="17"/>
-              </w:rPr>
-              <w:t>PASO 6 · FILTROS Y DOSIS · 01:09</w:t>
-            </w:r>
-          </w:p>
-          <w:p>
-            <w:pPr>
-              <w:spacing w:before="0" w:after="20" w:line="312" w:lineRule="exact"/>
-            </w:pPr>
-            <w:r>
-              <w:rPr>
-                <w:b/>
-                <w:i w:val="0"/>
-                <w:color w:val="111111"/>
-                <w:sz w:val="26"/>
-              </w:rPr>
-              <w:t>Ajustar Espesor de Corte para Columna</w:t>
-            </w:r>
-          </w:p>
-          <w:p>
-            <w:pPr>
-              <w:spacing w:before="0" w:after="0" w:line="252" w:lineRule="exact"/>
-            </w:pPr>
-            <w:r>
-              <w:rPr>
-                <w:b w:val="0"/>
-                <w:i w:val="0"/>
-                <w:color w:val="222222"/>
-                <w:sz w:val="21"/>
-              </w:rPr>
-              <w:t>Se detalla que para estudios de columna el espesor de corte estándar (Image Thickness) se define en 3,0 mm, mientras que para el resto del cuerpo se utiliza un estándar de 5,0 mm. Se hace clic en la opción 3.0 mm.</w:t>
+              <w:t>Se señala el boton SureIQ dentro de la pestaña de Protocolos, indicando que es el lugar donde se crean y modifican los filtros de imagen.</w:t>
             </w:r>
           </w:p>
         </w:tc>
@@ -1663,7 +1410,17 @@
     </w:tbl>
     <w:p>
       <w:pPr>
-        <w:pageBreakBefore/>
+        <w:sectPr>
+          <w:pgSz w:w="16838" w:h="11906" w:orient="landscape"/>
+          <w:pgMar w:top="567" w:right="567" w:bottom="567" w:left="567" w:header="283" w:footer="283" w:gutter="0"/>
+          <w:cols w:space="720"/>
+          <w:docGrid w:linePitch="360"/>
+        </w:sectPr>
+      </w:pPr>
+    </w:p>
+    <w:p>
+      <w:pPr>
+        <w:pageBreakBefore w:val="0"/>
         <w:pBdr>
           <w:bottom w:val="single" w:sz="4" w:space="2" w:color="BBBBBB"/>
         </w:pBdr>
@@ -1689,7 +1446,7 @@
           <w:sz w:val="16"/>
         </w:rPr>
         <w:tab/>
-        <w:t>Pasos 7–8 de 12</w:t>
+        <w:t>Paso 4 de 12</w:t>
       </w:r>
     </w:p>
     <w:tbl>
@@ -1706,8 +1463,7 @@
         <w:tblLook w:firstColumn="1" w:firstRow="1" w:lastColumn="0" w:lastRow="0" w:noHBand="0" w:noVBand="1" w:val="04A0"/>
       </w:tblPr>
       <w:tblGrid>
-        <w:gridCol w:w="7852"/>
-        <w:gridCol w:w="7852"/>
+        <w:gridCol w:w="15704"/>
       </w:tblGrid>
       <w:tr>
         <w:trPr>
@@ -1715,7 +1471,7 @@
         </w:trPr>
         <w:tc>
           <w:tcPr>
-            <w:tcW w:type="dxa" w:w="7710"/>
+            <w:tcW w:type="dxa" w:w="15704"/>
             <w:vAlign w:val="top"/>
           </w:tcPr>
           <w:p>
@@ -1732,8 +1488,8 @@
               </w:rPr>
               <w:drawing>
                 <wp:inline xmlns:a="http://schemas.openxmlformats.org/drawingml/2006/main" xmlns:pic="http://schemas.openxmlformats.org/drawingml/2006/picture">
-                  <wp:extent cx="3081701" cy="5478580"/>
-                  <wp:docPr id="7" name="Picture 7"/>
+                  <wp:extent cx="9279111" cy="5219500"/>
+                  <wp:docPr id="4" name="Picture 4"/>
                   <wp:cNvGraphicFramePr>
                     <a:graphicFrameLocks noChangeAspect="1"/>
                   </wp:cNvGraphicFramePr>
@@ -1741,11 +1497,11 @@
                     <a:graphicData uri="http://schemas.openxmlformats.org/drawingml/2006/picture">
                       <pic:pic>
                         <pic:nvPicPr>
-                          <pic:cNvPr id="0" name="07_01-21_anotada.jpg"/>
+                          <pic:cNvPr id="0" name="04_00-49_anotada.jpg"/>
                           <pic:cNvPicPr/>
                         </pic:nvPicPr>
                         <pic:blipFill>
-                          <a:blip r:embed="rId16"/>
+                          <a:blip r:embed="rId13"/>
                           <a:stretch>
                             <a:fillRect/>
                           </a:stretch>
@@ -1753,7 +1509,7 @@
                         <pic:spPr>
                           <a:xfrm>
                             <a:off x="0" y="0"/>
-                            <a:ext cx="3081701" cy="5478580"/>
+                            <a:ext cx="9279111" cy="5219500"/>
                           </a:xfrm>
                           <a:prstGeom prst="rect"/>
                         </pic:spPr>
@@ -1766,138 +1522,44 @@
           </w:p>
           <w:p>
             <w:pPr>
-              <w:spacing w:before="0" w:after="20" w:line="204" w:lineRule="exact"/>
+              <w:spacing w:before="0" w:after="20" w:line="216" w:lineRule="exact"/>
             </w:pPr>
             <w:r>
               <w:rPr>
                 <w:b w:val="0"/>
                 <w:i w:val="0"/>
                 <w:color w:val="666666"/>
-                <w:sz w:val="17"/>
+                <w:sz w:val="18"/>
               </w:rPr>
-              <w:t>PASO 7 · FILTROS Y DOSIS · 01:21</w:t>
+              <w:t>PASO 4 · FILTROS Y DOSIS · 00:49</w:t>
             </w:r>
           </w:p>
           <w:p>
             <w:pPr>
-              <w:spacing w:before="0" w:after="20" w:line="312" w:lineRule="exact"/>
+              <w:spacing w:before="0" w:after="20" w:line="360" w:lineRule="exact"/>
             </w:pPr>
             <w:r>
               <w:rPr>
                 <w:b/>
                 <w:i w:val="0"/>
                 <w:color w:val="111111"/>
-                <w:sz w:val="26"/>
+                <w:sz w:val="30"/>
               </w:rPr>
-              <w:t>Ajustar Desviación Estándar de Ruido SD</w:t>
+              <w:t>Acceder a modulador Sure Exposure</w:t>
             </w:r>
           </w:p>
           <w:p>
             <w:pPr>
-              <w:spacing w:before="0" w:after="0" w:line="252" w:lineRule="exact"/>
+              <w:spacing w:before="0" w:after="0" w:line="276" w:lineRule="exact"/>
             </w:pPr>
             <w:r>
               <w:rPr>
                 <w:b w:val="0"/>
                 <w:i w:val="0"/>
                 <w:color w:val="222222"/>
-                <w:sz w:val="21"/>
+                <w:sz w:val="23"/>
               </w:rPr>
-              <w:t>Se explica el parámetro SD (Standard Deviation) de ruido. Para un protocolo estándar de cuello o cuerpo se define un valor de SD de 12,50 para determinar la calidad de imagen.</w:t>
-            </w:r>
-          </w:p>
-        </w:tc>
-        <w:tc>
-          <w:tcPr>
-            <w:tcW w:type="dxa" w:w="7710"/>
-            <w:vAlign w:val="top"/>
-          </w:tcPr>
-          <w:p>
-            <w:pPr>
-              <w:spacing w:before="0" w:after="40" w:line="240" w:lineRule="auto"/>
-              <w:jc w:val="left"/>
-              <w:rPr>
-                <w:sz w:val="4"/>
-              </w:rPr>
-            </w:pPr>
-            <w:r>
-              <w:rPr>
-                <w:sz w:val="4"/>
-              </w:rPr>
-              <w:drawing>
-                <wp:inline xmlns:a="http://schemas.openxmlformats.org/drawingml/2006/main" xmlns:pic="http://schemas.openxmlformats.org/drawingml/2006/picture">
-                  <wp:extent cx="2991690" cy="5318560"/>
-                  <wp:docPr id="8" name="Picture 8"/>
-                  <wp:cNvGraphicFramePr>
-                    <a:graphicFrameLocks noChangeAspect="1"/>
-                  </wp:cNvGraphicFramePr>
-                  <a:graphic>
-                    <a:graphicData uri="http://schemas.openxmlformats.org/drawingml/2006/picture">
-                      <pic:pic>
-                        <pic:nvPicPr>
-                          <pic:cNvPr id="0" name="08_01-43_anotada.jpg"/>
-                          <pic:cNvPicPr/>
-                        </pic:nvPicPr>
-                        <pic:blipFill>
-                          <a:blip r:embed="rId17"/>
-                          <a:stretch>
-                            <a:fillRect/>
-                          </a:stretch>
-                        </pic:blipFill>
-                        <pic:spPr>
-                          <a:xfrm>
-                            <a:off x="0" y="0"/>
-                            <a:ext cx="2991690" cy="5318560"/>
-                          </a:xfrm>
-                          <a:prstGeom prst="rect"/>
-                        </pic:spPr>
-                      </pic:pic>
-                    </a:graphicData>
-                  </a:graphic>
-                </wp:inline>
-              </w:drawing>
-            </w:r>
-          </w:p>
-          <w:p>
-            <w:pPr>
-              <w:spacing w:before="0" w:after="20" w:line="204" w:lineRule="exact"/>
-            </w:pPr>
-            <w:r>
-              <w:rPr>
-                <w:b w:val="0"/>
-                <w:i w:val="0"/>
-                <w:color w:val="666666"/>
-                <w:sz w:val="17"/>
-              </w:rPr>
-              <w:t>PASO 8 · FILTROS Y DOSIS · 01:43</w:t>
-            </w:r>
-          </w:p>
-          <w:p>
-            <w:pPr>
-              <w:spacing w:before="0" w:after="20" w:line="312" w:lineRule="exact"/>
-            </w:pPr>
-            <w:r>
-              <w:rPr>
-                <w:b/>
-                <w:i w:val="0"/>
-                <w:color w:val="111111"/>
-                <w:sz w:val="26"/>
-              </w:rPr>
-              <w:t>Modificar mA Mínimo según Calidad</w:t>
-            </w:r>
-          </w:p>
-          <w:p>
-            <w:pPr>
-              <w:spacing w:before="0" w:after="0" w:line="252" w:lineRule="exact"/>
-            </w:pPr>
-            <w:r>
-              <w:rPr>
-                <w:b w:val="0"/>
-                <w:i w:val="0"/>
-                <w:color w:val="222222"/>
-                <w:sz w:val="21"/>
-              </w:rPr>
-              <w:t>Al seleccionar la opción 'Alta Calidad', el sistema incrementa automáticamente el mA mínimo de 80 mA a 100 mA y reduce el SD a 10,00 para mayor resolución. El cursor selecciona Estándar debajo de Alta Calidad.</w:t>
+              <w:t>Se presiona el boton Sure Exp (Sure Exposure) que gestiona el control automatico de exposicion del equipo para modular el mA en funcion del paciente.</w:t>
             </w:r>
           </w:p>
         </w:tc>
@@ -1905,7 +1567,17 @@
     </w:tbl>
     <w:p>
       <w:pPr>
-        <w:pageBreakBefore/>
+        <w:sectPr>
+          <w:pgSz w:w="16838" w:h="11906" w:orient="landscape"/>
+          <w:pgMar w:top="567" w:right="567" w:bottom="567" w:left="567" w:header="283" w:footer="283" w:gutter="0"/>
+          <w:cols w:space="720"/>
+          <w:docGrid w:linePitch="360"/>
+        </w:sectPr>
+      </w:pPr>
+    </w:p>
+    <w:p>
+      <w:pPr>
+        <w:pageBreakBefore w:val="0"/>
         <w:pBdr>
           <w:bottom w:val="single" w:sz="4" w:space="2" w:color="BBBBBB"/>
         </w:pBdr>
@@ -1931,7 +1603,7 @@
           <w:sz w:val="16"/>
         </w:rPr>
         <w:tab/>
-        <w:t>Pasos 9–10 de 12</w:t>
+        <w:t>Paso 5 de 12</w:t>
       </w:r>
     </w:p>
     <w:tbl>
@@ -1948,8 +1620,7 @@
         <w:tblLook w:firstColumn="1" w:firstRow="1" w:lastColumn="0" w:lastRow="0" w:noHBand="0" w:noVBand="1" w:val="04A0"/>
       </w:tblPr>
       <w:tblGrid>
-        <w:gridCol w:w="7852"/>
-        <w:gridCol w:w="7852"/>
+        <w:gridCol w:w="15704"/>
       </w:tblGrid>
       <w:tr>
         <w:trPr>
@@ -1957,7 +1628,7 @@
         </w:trPr>
         <w:tc>
           <w:tcPr>
-            <w:tcW w:type="dxa" w:w="7710"/>
+            <w:tcW w:type="dxa" w:w="15704"/>
             <w:vAlign w:val="top"/>
           </w:tcPr>
           <w:p>
@@ -1974,8 +1645,8 @@
               </w:rPr>
               <w:drawing>
                 <wp:inline xmlns:a="http://schemas.openxmlformats.org/drawingml/2006/main" xmlns:pic="http://schemas.openxmlformats.org/drawingml/2006/picture">
-                  <wp:extent cx="3081701" cy="5478580"/>
-                  <wp:docPr id="9" name="Picture 9"/>
+                  <wp:extent cx="9279111" cy="5219500"/>
+                  <wp:docPr id="5" name="Picture 5"/>
                   <wp:cNvGraphicFramePr>
                     <a:graphicFrameLocks noChangeAspect="1"/>
                   </wp:cNvGraphicFramePr>
@@ -1983,11 +1654,11 @@
                     <a:graphicData uri="http://schemas.openxmlformats.org/drawingml/2006/picture">
                       <pic:pic>
                         <pic:nvPicPr>
-                          <pic:cNvPr id="0" name="09_02-16_anotada.jpg"/>
+                          <pic:cNvPr id="0" name="05_01-05_anotada.jpg"/>
                           <pic:cNvPicPr/>
                         </pic:nvPicPr>
                         <pic:blipFill>
-                          <a:blip r:embed="rId18"/>
+                          <a:blip r:embed="rId14"/>
                           <a:stretch>
                             <a:fillRect/>
                           </a:stretch>
@@ -1995,7 +1666,7 @@
                         <pic:spPr>
                           <a:xfrm>
                             <a:off x="0" y="0"/>
-                            <a:ext cx="3081701" cy="5478580"/>
+                            <a:ext cx="9279111" cy="5219500"/>
                           </a:xfrm>
                           <a:prstGeom prst="rect"/>
                         </pic:spPr>
@@ -2008,138 +1679,44 @@
           </w:p>
           <w:p>
             <w:pPr>
-              <w:spacing w:before="0" w:after="20" w:line="204" w:lineRule="exact"/>
+              <w:spacing w:before="0" w:after="20" w:line="216" w:lineRule="exact"/>
             </w:pPr>
             <w:r>
               <w:rPr>
                 <w:b w:val="0"/>
                 <w:i w:val="0"/>
                 <w:color w:val="666666"/>
-                <w:sz w:val="17"/>
+                <w:sz w:val="18"/>
               </w:rPr>
-              <w:t>PASO 9 · FILTROS Y DOSIS · 02:16</w:t>
+              <w:t>PASO 5 · FILTROS Y DOSIS · 01:05</w:t>
             </w:r>
           </w:p>
           <w:p>
             <w:pPr>
-              <w:spacing w:before="0" w:after="20" w:line="312" w:lineRule="exact"/>
+              <w:spacing w:before="0" w:after="20" w:line="360" w:lineRule="exact"/>
             </w:pPr>
             <w:r>
               <w:rPr>
                 <w:b/>
                 <w:i w:val="0"/>
                 <w:color w:val="111111"/>
-                <w:sz w:val="26"/>
+                <w:sz w:val="30"/>
               </w:rPr>
-              <w:t>Configurar Ruido en Protocolo Cerebro</w:t>
+              <w:t>Definir rango de mA</w:t>
             </w:r>
           </w:p>
           <w:p>
             <w:pPr>
-              <w:spacing w:before="0" w:after="0" w:line="252" w:lineRule="exact"/>
+              <w:spacing w:before="0" w:after="0" w:line="276" w:lineRule="exact"/>
             </w:pPr>
             <w:r>
               <w:rPr>
                 <w:b w:val="0"/>
                 <w:i w:val="0"/>
                 <w:color w:val="222222"/>
-                <w:sz w:val="21"/>
+                <w:sz w:val="23"/>
               </w:rPr>
-              <w:t>Se muestra que el protocolo de cerebro estándar exige un ruido SD muy bajo de 1,70, lo que implica una dosis de radiación significativamente mayor.</w:t>
-            </w:r>
-          </w:p>
-        </w:tc>
-        <w:tc>
-          <w:tcPr>
-            <w:tcW w:type="dxa" w:w="7710"/>
-            <w:vAlign w:val="top"/>
-          </w:tcPr>
-          <w:p>
-            <w:pPr>
-              <w:spacing w:before="0" w:after="40" w:line="240" w:lineRule="auto"/>
-              <w:jc w:val="left"/>
-              <w:rPr>
-                <w:sz w:val="4"/>
-              </w:rPr>
-            </w:pPr>
-            <w:r>
-              <w:rPr>
-                <w:sz w:val="4"/>
-              </w:rPr>
-              <w:drawing>
-                <wp:inline xmlns:a="http://schemas.openxmlformats.org/drawingml/2006/main" xmlns:pic="http://schemas.openxmlformats.org/drawingml/2006/picture">
-                  <wp:extent cx="2991690" cy="5318560"/>
-                  <wp:docPr id="10" name="Picture 10"/>
-                  <wp:cNvGraphicFramePr>
-                    <a:graphicFrameLocks noChangeAspect="1"/>
-                  </wp:cNvGraphicFramePr>
-                  <a:graphic>
-                    <a:graphicData uri="http://schemas.openxmlformats.org/drawingml/2006/picture">
-                      <pic:pic>
-                        <pic:nvPicPr>
-                          <pic:cNvPr id="0" name="10_02-24_anotada.jpg"/>
-                          <pic:cNvPicPr/>
-                        </pic:nvPicPr>
-                        <pic:blipFill>
-                          <a:blip r:embed="rId19"/>
-                          <a:stretch>
-                            <a:fillRect/>
-                          </a:stretch>
-                        </pic:blipFill>
-                        <pic:spPr>
-                          <a:xfrm>
-                            <a:off x="0" y="0"/>
-                            <a:ext cx="2991690" cy="5318560"/>
-                          </a:xfrm>
-                          <a:prstGeom prst="rect"/>
-                        </pic:spPr>
-                      </pic:pic>
-                    </a:graphicData>
-                  </a:graphic>
-                </wp:inline>
-              </w:drawing>
-            </w:r>
-          </w:p>
-          <w:p>
-            <w:pPr>
-              <w:spacing w:before="0" w:after="20" w:line="204" w:lineRule="exact"/>
-            </w:pPr>
-            <w:r>
-              <w:rPr>
-                <w:b w:val="0"/>
-                <w:i w:val="0"/>
-                <w:color w:val="666666"/>
-                <w:sz w:val="17"/>
-              </w:rPr>
-              <w:t>PASO 10 · FILTROS Y DOSIS · 02:24</w:t>
-            </w:r>
-          </w:p>
-          <w:p>
-            <w:pPr>
-              <w:spacing w:before="0" w:after="20" w:line="312" w:lineRule="exact"/>
-            </w:pPr>
-            <w:r>
-              <w:rPr>
-                <w:b/>
-                <w:i w:val="0"/>
-                <w:color w:val="111111"/>
-                <w:sz w:val="26"/>
-              </w:rPr>
-              <w:t>Advertencia sobre Dosis en Cerebro vs Cuello</w:t>
-            </w:r>
-          </w:p>
-          <w:p>
-            <w:pPr>
-              <w:spacing w:before="0" w:after="0" w:line="252" w:lineRule="exact"/>
-            </w:pPr>
-            <w:r>
-              <w:rPr>
-                <w:b w:val="0"/>
-                <w:i w:val="0"/>
-                <w:color w:val="222222"/>
-                <w:sz w:val="21"/>
-              </w:rPr>
-              <w:t>Explicación clínica de que el CTDI volumétrico en cerebro puede alcanzar el límite internacional de 60 mGy, mientras que un cuello ronda los 5 a 6 mGy; advierte que realizar cuello con parámetros de cerebro 'freirá' el cuello del paciente. El cursor señala el…</w:t>
+              <w:t>Se establecen los valores limite para la modulacion automatica en cuello: un mA maximo de 500 y un minimo de 80. El cursor señala el valor de 500 de MAX mA.</w:t>
             </w:r>
           </w:p>
         </w:tc>
@@ -2147,7 +1724,17 @@
     </w:tbl>
     <w:p>
       <w:pPr>
-        <w:pageBreakBefore/>
+        <w:sectPr>
+          <w:pgSz w:w="16838" w:h="11906" w:orient="landscape"/>
+          <w:pgMar w:top="567" w:right="567" w:bottom="567" w:left="567" w:header="283" w:footer="283" w:gutter="0"/>
+          <w:cols w:space="720"/>
+          <w:docGrid w:linePitch="360"/>
+        </w:sectPr>
+      </w:pPr>
+    </w:p>
+    <w:p>
+      <w:pPr>
+        <w:pageBreakBefore w:val="0"/>
         <w:pBdr>
           <w:bottom w:val="single" w:sz="4" w:space="2" w:color="BBBBBB"/>
         </w:pBdr>
@@ -2173,7 +1760,7 @@
           <w:sz w:val="16"/>
         </w:rPr>
         <w:tab/>
-        <w:t>Pasos 11–12 de 12</w:t>
+        <w:t>Paso 6 de 12</w:t>
       </w:r>
     </w:p>
     <w:tbl>
@@ -2190,8 +1777,7 @@
         <w:tblLook w:firstColumn="1" w:firstRow="1" w:lastColumn="0" w:lastRow="0" w:noHBand="0" w:noVBand="1" w:val="04A0"/>
       </w:tblPr>
       <w:tblGrid>
-        <w:gridCol w:w="7852"/>
-        <w:gridCol w:w="7852"/>
+        <w:gridCol w:w="15704"/>
       </w:tblGrid>
       <w:tr>
         <w:trPr>
@@ -2199,7 +1785,7 @@
         </w:trPr>
         <w:tc>
           <w:tcPr>
-            <w:tcW w:type="dxa" w:w="7710"/>
+            <w:tcW w:type="dxa" w:w="15704"/>
             <w:vAlign w:val="top"/>
           </w:tcPr>
           <w:p>
@@ -2216,7 +1802,792 @@
               </w:rPr>
               <w:drawing>
                 <wp:inline xmlns:a="http://schemas.openxmlformats.org/drawingml/2006/main" xmlns:pic="http://schemas.openxmlformats.org/drawingml/2006/picture">
-                  <wp:extent cx="3081701" cy="5478580"/>
+                  <wp:extent cx="9279111" cy="5219500"/>
+                  <wp:docPr id="6" name="Picture 6"/>
+                  <wp:cNvGraphicFramePr>
+                    <a:graphicFrameLocks noChangeAspect="1"/>
+                  </wp:cNvGraphicFramePr>
+                  <a:graphic>
+                    <a:graphicData uri="http://schemas.openxmlformats.org/drawingml/2006/picture">
+                      <pic:pic>
+                        <pic:nvPicPr>
+                          <pic:cNvPr id="0" name="06_01-09_anotada.jpg"/>
+                          <pic:cNvPicPr/>
+                        </pic:nvPicPr>
+                        <pic:blipFill>
+                          <a:blip r:embed="rId15"/>
+                          <a:stretch>
+                            <a:fillRect/>
+                          </a:stretch>
+                        </pic:blipFill>
+                        <pic:spPr>
+                          <a:xfrm>
+                            <a:off x="0" y="0"/>
+                            <a:ext cx="9279111" cy="5219500"/>
+                          </a:xfrm>
+                          <a:prstGeom prst="rect"/>
+                        </pic:spPr>
+                      </pic:pic>
+                    </a:graphicData>
+                  </a:graphic>
+                </wp:inline>
+              </w:drawing>
+            </w:r>
+          </w:p>
+          <w:p>
+            <w:pPr>
+              <w:spacing w:before="0" w:after="20" w:line="216" w:lineRule="exact"/>
+            </w:pPr>
+            <w:r>
+              <w:rPr>
+                <w:b w:val="0"/>
+                <w:i w:val="0"/>
+                <w:color w:val="666666"/>
+                <w:sz w:val="18"/>
+              </w:rPr>
+              <w:t>PASO 6 · FILTROS Y DOSIS · 01:09</w:t>
+            </w:r>
+          </w:p>
+          <w:p>
+            <w:pPr>
+              <w:spacing w:before="0" w:after="20" w:line="360" w:lineRule="exact"/>
+            </w:pPr>
+            <w:r>
+              <w:rPr>
+                <w:b/>
+                <w:i w:val="0"/>
+                <w:color w:val="111111"/>
+                <w:sz w:val="30"/>
+              </w:rPr>
+              <w:t>Ajustar espesor de corte para columna</w:t>
+            </w:r>
+          </w:p>
+          <w:p>
+            <w:pPr>
+              <w:spacing w:before="0" w:after="0" w:line="276" w:lineRule="exact"/>
+            </w:pPr>
+            <w:r>
+              <w:rPr>
+                <w:b w:val="0"/>
+                <w:i w:val="0"/>
+                <w:color w:val="222222"/>
+                <w:sz w:val="23"/>
+              </w:rPr>
+              <w:t>Se detalla que para estudios de columna el espesor de corte estandar (Image Thickness) se define en 3,0 mm. Se hace clic en la opcion 3.0 mm.</w:t>
+            </w:r>
+          </w:p>
+        </w:tc>
+      </w:tr>
+    </w:tbl>
+    <w:p>
+      <w:pPr>
+        <w:sectPr>
+          <w:pgSz w:w="16838" w:h="11906" w:orient="landscape"/>
+          <w:pgMar w:top="567" w:right="567" w:bottom="567" w:left="567" w:header="283" w:footer="283" w:gutter="0"/>
+          <w:cols w:space="720"/>
+          <w:docGrid w:linePitch="360"/>
+        </w:sectPr>
+      </w:pPr>
+    </w:p>
+    <w:p>
+      <w:pPr>
+        <w:pageBreakBefore w:val="0"/>
+        <w:pBdr>
+          <w:bottom w:val="single" w:sz="4" w:space="2" w:color="BBBBBB"/>
+        </w:pBdr>
+        <w:tabs>
+          <w:tab w:pos="15704" w:val="right"/>
+        </w:tabs>
+        <w:spacing w:before="0" w:after="80" w:line="192" w:lineRule="exact"/>
+      </w:pPr>
+      <w:r>
+        <w:rPr>
+          <w:b w:val="0"/>
+          <w:i w:val="0"/>
+          <w:color w:val="666666"/>
+          <w:sz w:val="16"/>
+        </w:rPr>
+        <w:t>Configuración de Protocolos y Modulación en Tomógrafo Canon</w:t>
+      </w:r>
+      <w:r>
+        <w:rPr>
+          <w:b w:val="0"/>
+          <w:i w:val="0"/>
+          <w:color w:val="666666"/>
+          <w:sz w:val="16"/>
+        </w:rPr>
+        <w:tab/>
+        <w:t>Paso 7 de 12</w:t>
+      </w:r>
+    </w:p>
+    <w:tbl>
+      <w:tblPr>
+        <w:tblW w:type="auto" w:w="0"/>
+        <w:jc w:val="center"/>
+        <w:tblLayout w:type="fixed"/>
+        <w:tblCellMar>
+          <w:top w:w="28" w:type="dxa"/>
+          <w:left w:w="85" w:type="dxa"/>
+          <w:bottom w:w="0" w:type="dxa"/>
+          <w:right w:w="85" w:type="dxa"/>
+        </w:tblCellMar>
+        <w:tblLook w:firstColumn="1" w:firstRow="1" w:lastColumn="0" w:lastRow="0" w:noHBand="0" w:noVBand="1" w:val="04A0"/>
+      </w:tblPr>
+      <w:tblGrid>
+        <w:gridCol w:w="15704"/>
+      </w:tblGrid>
+      <w:tr>
+        <w:trPr>
+          <w:trHeight w:val="10148" w:hRule="exact"/>
+        </w:trPr>
+        <w:tc>
+          <w:tcPr>
+            <w:tcW w:type="dxa" w:w="15704"/>
+            <w:vAlign w:val="top"/>
+          </w:tcPr>
+          <w:p>
+            <w:pPr>
+              <w:spacing w:before="0" w:after="40" w:line="240" w:lineRule="auto"/>
+              <w:jc w:val="left"/>
+              <w:rPr>
+                <w:sz w:val="4"/>
+              </w:rPr>
+            </w:pPr>
+            <w:r>
+              <w:rPr>
+                <w:sz w:val="4"/>
+              </w:rPr>
+              <w:drawing>
+                <wp:inline xmlns:a="http://schemas.openxmlformats.org/drawingml/2006/main" xmlns:pic="http://schemas.openxmlformats.org/drawingml/2006/picture">
+                  <wp:extent cx="9279111" cy="5219500"/>
+                  <wp:docPr id="7" name="Picture 7"/>
+                  <wp:cNvGraphicFramePr>
+                    <a:graphicFrameLocks noChangeAspect="1"/>
+                  </wp:cNvGraphicFramePr>
+                  <a:graphic>
+                    <a:graphicData uri="http://schemas.openxmlformats.org/drawingml/2006/picture">
+                      <pic:pic>
+                        <pic:nvPicPr>
+                          <pic:cNvPr id="0" name="07_01-21_anotada.jpg"/>
+                          <pic:cNvPicPr/>
+                        </pic:nvPicPr>
+                        <pic:blipFill>
+                          <a:blip r:embed="rId16"/>
+                          <a:stretch>
+                            <a:fillRect/>
+                          </a:stretch>
+                        </pic:blipFill>
+                        <pic:spPr>
+                          <a:xfrm>
+                            <a:off x="0" y="0"/>
+                            <a:ext cx="9279111" cy="5219500"/>
+                          </a:xfrm>
+                          <a:prstGeom prst="rect"/>
+                        </pic:spPr>
+                      </pic:pic>
+                    </a:graphicData>
+                  </a:graphic>
+                </wp:inline>
+              </w:drawing>
+            </w:r>
+          </w:p>
+          <w:p>
+            <w:pPr>
+              <w:spacing w:before="0" w:after="20" w:line="216" w:lineRule="exact"/>
+            </w:pPr>
+            <w:r>
+              <w:rPr>
+                <w:b w:val="0"/>
+                <w:i w:val="0"/>
+                <w:color w:val="666666"/>
+                <w:sz w:val="18"/>
+              </w:rPr>
+              <w:t>PASO 7 · FILTROS Y DOSIS · 01:21</w:t>
+            </w:r>
+          </w:p>
+          <w:p>
+            <w:pPr>
+              <w:spacing w:before="0" w:after="20" w:line="360" w:lineRule="exact"/>
+            </w:pPr>
+            <w:r>
+              <w:rPr>
+                <w:b/>
+                <w:i w:val="0"/>
+                <w:color w:val="111111"/>
+                <w:sz w:val="30"/>
+              </w:rPr>
+              <w:t>Ajustar desviacion estandar de ruido SD</w:t>
+            </w:r>
+          </w:p>
+          <w:p>
+            <w:pPr>
+              <w:spacing w:before="0" w:after="0" w:line="276" w:lineRule="exact"/>
+            </w:pPr>
+            <w:r>
+              <w:rPr>
+                <w:b w:val="0"/>
+                <w:i w:val="0"/>
+                <w:color w:val="222222"/>
+                <w:sz w:val="23"/>
+              </w:rPr>
+              <w:t>Se explica el parametro SD (Standard Deviation) de ruido. Para un protocolo estandar de cuello o cuerpo se define un valor de SD de 12,50 para determinar la calidad de imagen.</w:t>
+            </w:r>
+          </w:p>
+        </w:tc>
+      </w:tr>
+    </w:tbl>
+    <w:p>
+      <w:pPr>
+        <w:sectPr>
+          <w:pgSz w:w="16838" w:h="11906" w:orient="landscape"/>
+          <w:pgMar w:top="567" w:right="567" w:bottom="567" w:left="567" w:header="283" w:footer="283" w:gutter="0"/>
+          <w:cols w:space="720"/>
+          <w:docGrid w:linePitch="360"/>
+        </w:sectPr>
+      </w:pPr>
+    </w:p>
+    <w:p>
+      <w:pPr>
+        <w:pageBreakBefore w:val="0"/>
+        <w:pBdr>
+          <w:bottom w:val="single" w:sz="4" w:space="2" w:color="BBBBBB"/>
+        </w:pBdr>
+        <w:tabs>
+          <w:tab w:pos="15704" w:val="right"/>
+        </w:tabs>
+        <w:spacing w:before="0" w:after="80" w:line="192" w:lineRule="exact"/>
+      </w:pPr>
+      <w:r>
+        <w:rPr>
+          <w:b w:val="0"/>
+          <w:i w:val="0"/>
+          <w:color w:val="666666"/>
+          <w:sz w:val="16"/>
+        </w:rPr>
+        <w:t>Configuración de Protocolos y Modulación en Tomógrafo Canon</w:t>
+      </w:r>
+      <w:r>
+        <w:rPr>
+          <w:b w:val="0"/>
+          <w:i w:val="0"/>
+          <w:color w:val="666666"/>
+          <w:sz w:val="16"/>
+        </w:rPr>
+        <w:tab/>
+        <w:t>Paso 8 de 12</w:t>
+      </w:r>
+    </w:p>
+    <w:tbl>
+      <w:tblPr>
+        <w:tblW w:type="auto" w:w="0"/>
+        <w:jc w:val="center"/>
+        <w:tblLayout w:type="fixed"/>
+        <w:tblCellMar>
+          <w:top w:w="28" w:type="dxa"/>
+          <w:left w:w="85" w:type="dxa"/>
+          <w:bottom w:w="0" w:type="dxa"/>
+          <w:right w:w="85" w:type="dxa"/>
+        </w:tblCellMar>
+        <w:tblLook w:firstColumn="1" w:firstRow="1" w:lastColumn="0" w:lastRow="0" w:noHBand="0" w:noVBand="1" w:val="04A0"/>
+      </w:tblPr>
+      <w:tblGrid>
+        <w:gridCol w:w="15704"/>
+      </w:tblGrid>
+      <w:tr>
+        <w:trPr>
+          <w:trHeight w:val="10148" w:hRule="exact"/>
+        </w:trPr>
+        <w:tc>
+          <w:tcPr>
+            <w:tcW w:type="dxa" w:w="15704"/>
+            <w:vAlign w:val="top"/>
+          </w:tcPr>
+          <w:p>
+            <w:pPr>
+              <w:spacing w:before="0" w:after="40" w:line="240" w:lineRule="auto"/>
+              <w:jc w:val="left"/>
+              <w:rPr>
+                <w:sz w:val="4"/>
+              </w:rPr>
+            </w:pPr>
+            <w:r>
+              <w:rPr>
+                <w:sz w:val="4"/>
+              </w:rPr>
+              <w:drawing>
+                <wp:inline xmlns:a="http://schemas.openxmlformats.org/drawingml/2006/main" xmlns:pic="http://schemas.openxmlformats.org/drawingml/2006/picture">
+                  <wp:extent cx="9279111" cy="5219500"/>
+                  <wp:docPr id="8" name="Picture 8"/>
+                  <wp:cNvGraphicFramePr>
+                    <a:graphicFrameLocks noChangeAspect="1"/>
+                  </wp:cNvGraphicFramePr>
+                  <a:graphic>
+                    <a:graphicData uri="http://schemas.openxmlformats.org/drawingml/2006/picture">
+                      <pic:pic>
+                        <pic:nvPicPr>
+                          <pic:cNvPr id="0" name="08_01-43_anotada.jpg"/>
+                          <pic:cNvPicPr/>
+                        </pic:nvPicPr>
+                        <pic:blipFill>
+                          <a:blip r:embed="rId17"/>
+                          <a:stretch>
+                            <a:fillRect/>
+                          </a:stretch>
+                        </pic:blipFill>
+                        <pic:spPr>
+                          <a:xfrm>
+                            <a:off x="0" y="0"/>
+                            <a:ext cx="9279111" cy="5219500"/>
+                          </a:xfrm>
+                          <a:prstGeom prst="rect"/>
+                        </pic:spPr>
+                      </pic:pic>
+                    </a:graphicData>
+                  </a:graphic>
+                </wp:inline>
+              </w:drawing>
+            </w:r>
+          </w:p>
+          <w:p>
+            <w:pPr>
+              <w:spacing w:before="0" w:after="20" w:line="216" w:lineRule="exact"/>
+            </w:pPr>
+            <w:r>
+              <w:rPr>
+                <w:b w:val="0"/>
+                <w:i w:val="0"/>
+                <w:color w:val="666666"/>
+                <w:sz w:val="18"/>
+              </w:rPr>
+              <w:t>PASO 8 · FILTROS Y DOSIS · 01:43</w:t>
+            </w:r>
+          </w:p>
+          <w:p>
+            <w:pPr>
+              <w:spacing w:before="0" w:after="20" w:line="360" w:lineRule="exact"/>
+            </w:pPr>
+            <w:r>
+              <w:rPr>
+                <w:b/>
+                <w:i w:val="0"/>
+                <w:color w:val="111111"/>
+                <w:sz w:val="30"/>
+              </w:rPr>
+              <w:t>Modificar mA minimo segun calidad</w:t>
+            </w:r>
+          </w:p>
+          <w:p>
+            <w:pPr>
+              <w:spacing w:before="0" w:after="0" w:line="276" w:lineRule="exact"/>
+            </w:pPr>
+            <w:r>
+              <w:rPr>
+                <w:b w:val="0"/>
+                <w:i w:val="0"/>
+                <w:color w:val="222222"/>
+                <w:sz w:val="23"/>
+              </w:rPr>
+              <w:t>Al seleccionar la opcion Alta Calidad, el sistema incrementa automaticamente el mA minimo. El cursor selecciona Estandar debajo de Alta Calidad.</w:t>
+            </w:r>
+          </w:p>
+        </w:tc>
+      </w:tr>
+    </w:tbl>
+    <w:p>
+      <w:pPr>
+        <w:sectPr>
+          <w:pgSz w:w="16838" w:h="11906" w:orient="landscape"/>
+          <w:pgMar w:top="567" w:right="567" w:bottom="567" w:left="567" w:header="283" w:footer="283" w:gutter="0"/>
+          <w:cols w:space="720"/>
+          <w:docGrid w:linePitch="360"/>
+        </w:sectPr>
+      </w:pPr>
+    </w:p>
+    <w:p>
+      <w:pPr>
+        <w:pageBreakBefore w:val="0"/>
+        <w:pBdr>
+          <w:bottom w:val="single" w:sz="4" w:space="2" w:color="BBBBBB"/>
+        </w:pBdr>
+        <w:tabs>
+          <w:tab w:pos="15704" w:val="right"/>
+        </w:tabs>
+        <w:spacing w:before="0" w:after="80" w:line="192" w:lineRule="exact"/>
+      </w:pPr>
+      <w:r>
+        <w:rPr>
+          <w:b w:val="0"/>
+          <w:i w:val="0"/>
+          <w:color w:val="666666"/>
+          <w:sz w:val="16"/>
+        </w:rPr>
+        <w:t>Configuración de Protocolos y Modulación en Tomógrafo Canon</w:t>
+      </w:r>
+      <w:r>
+        <w:rPr>
+          <w:b w:val="0"/>
+          <w:i w:val="0"/>
+          <w:color w:val="666666"/>
+          <w:sz w:val="16"/>
+        </w:rPr>
+        <w:tab/>
+        <w:t>Paso 9 de 12</w:t>
+      </w:r>
+    </w:p>
+    <w:tbl>
+      <w:tblPr>
+        <w:tblW w:type="auto" w:w="0"/>
+        <w:jc w:val="center"/>
+        <w:tblLayout w:type="fixed"/>
+        <w:tblCellMar>
+          <w:top w:w="28" w:type="dxa"/>
+          <w:left w:w="85" w:type="dxa"/>
+          <w:bottom w:w="0" w:type="dxa"/>
+          <w:right w:w="85" w:type="dxa"/>
+        </w:tblCellMar>
+        <w:tblLook w:firstColumn="1" w:firstRow="1" w:lastColumn="0" w:lastRow="0" w:noHBand="0" w:noVBand="1" w:val="04A0"/>
+      </w:tblPr>
+      <w:tblGrid>
+        <w:gridCol w:w="15704"/>
+      </w:tblGrid>
+      <w:tr>
+        <w:trPr>
+          <w:trHeight w:val="10148" w:hRule="exact"/>
+        </w:trPr>
+        <w:tc>
+          <w:tcPr>
+            <w:tcW w:type="dxa" w:w="15704"/>
+            <w:vAlign w:val="top"/>
+          </w:tcPr>
+          <w:p>
+            <w:pPr>
+              <w:spacing w:before="0" w:after="40" w:line="240" w:lineRule="auto"/>
+              <w:jc w:val="left"/>
+              <w:rPr>
+                <w:sz w:val="4"/>
+              </w:rPr>
+            </w:pPr>
+            <w:r>
+              <w:rPr>
+                <w:sz w:val="4"/>
+              </w:rPr>
+              <w:drawing>
+                <wp:inline xmlns:a="http://schemas.openxmlformats.org/drawingml/2006/main" xmlns:pic="http://schemas.openxmlformats.org/drawingml/2006/picture">
+                  <wp:extent cx="9279111" cy="5219500"/>
+                  <wp:docPr id="9" name="Picture 9"/>
+                  <wp:cNvGraphicFramePr>
+                    <a:graphicFrameLocks noChangeAspect="1"/>
+                  </wp:cNvGraphicFramePr>
+                  <a:graphic>
+                    <a:graphicData uri="http://schemas.openxmlformats.org/drawingml/2006/picture">
+                      <pic:pic>
+                        <pic:nvPicPr>
+                          <pic:cNvPr id="0" name="09_02-16_anotada.jpg"/>
+                          <pic:cNvPicPr/>
+                        </pic:nvPicPr>
+                        <pic:blipFill>
+                          <a:blip r:embed="rId18"/>
+                          <a:stretch>
+                            <a:fillRect/>
+                          </a:stretch>
+                        </pic:blipFill>
+                        <pic:spPr>
+                          <a:xfrm>
+                            <a:off x="0" y="0"/>
+                            <a:ext cx="9279111" cy="5219500"/>
+                          </a:xfrm>
+                          <a:prstGeom prst="rect"/>
+                        </pic:spPr>
+                      </pic:pic>
+                    </a:graphicData>
+                  </a:graphic>
+                </wp:inline>
+              </w:drawing>
+            </w:r>
+          </w:p>
+          <w:p>
+            <w:pPr>
+              <w:spacing w:before="0" w:after="20" w:line="216" w:lineRule="exact"/>
+            </w:pPr>
+            <w:r>
+              <w:rPr>
+                <w:b w:val="0"/>
+                <w:i w:val="0"/>
+                <w:color w:val="666666"/>
+                <w:sz w:val="18"/>
+              </w:rPr>
+              <w:t>PASO 9 · FILTROS Y DOSIS · 02:16</w:t>
+            </w:r>
+          </w:p>
+          <w:p>
+            <w:pPr>
+              <w:spacing w:before="0" w:after="20" w:line="360" w:lineRule="exact"/>
+            </w:pPr>
+            <w:r>
+              <w:rPr>
+                <w:b/>
+                <w:i w:val="0"/>
+                <w:color w:val="111111"/>
+                <w:sz w:val="30"/>
+              </w:rPr>
+              <w:t>Configurar ruido en protocolo cerebro</w:t>
+            </w:r>
+          </w:p>
+          <w:p>
+            <w:pPr>
+              <w:spacing w:before="0" w:after="0" w:line="276" w:lineRule="exact"/>
+            </w:pPr>
+            <w:r>
+              <w:rPr>
+                <w:b w:val="0"/>
+                <w:i w:val="0"/>
+                <w:color w:val="222222"/>
+                <w:sz w:val="23"/>
+              </w:rPr>
+              <w:t>Se muestra que el protocolo de cerebro estandar exige un ruido SD muy bajo de 1,70, lo que implica una dosis de radiacion significativamente mayor.</w:t>
+            </w:r>
+          </w:p>
+        </w:tc>
+      </w:tr>
+    </w:tbl>
+    <w:p>
+      <w:pPr>
+        <w:sectPr>
+          <w:pgSz w:w="16838" w:h="11906" w:orient="landscape"/>
+          <w:pgMar w:top="567" w:right="567" w:bottom="567" w:left="567" w:header="283" w:footer="283" w:gutter="0"/>
+          <w:cols w:space="720"/>
+          <w:docGrid w:linePitch="360"/>
+        </w:sectPr>
+      </w:pPr>
+    </w:p>
+    <w:p>
+      <w:pPr>
+        <w:pageBreakBefore w:val="0"/>
+        <w:pBdr>
+          <w:bottom w:val="single" w:sz="4" w:space="2" w:color="BBBBBB"/>
+        </w:pBdr>
+        <w:tabs>
+          <w:tab w:pos="15704" w:val="right"/>
+        </w:tabs>
+        <w:spacing w:before="0" w:after="80" w:line="192" w:lineRule="exact"/>
+      </w:pPr>
+      <w:r>
+        <w:rPr>
+          <w:b w:val="0"/>
+          <w:i w:val="0"/>
+          <w:color w:val="666666"/>
+          <w:sz w:val="16"/>
+        </w:rPr>
+        <w:t>Configuración de Protocolos y Modulación en Tomógrafo Canon</w:t>
+      </w:r>
+      <w:r>
+        <w:rPr>
+          <w:b w:val="0"/>
+          <w:i w:val="0"/>
+          <w:color w:val="666666"/>
+          <w:sz w:val="16"/>
+        </w:rPr>
+        <w:tab/>
+        <w:t>Paso 10 de 12</w:t>
+      </w:r>
+    </w:p>
+    <w:tbl>
+      <w:tblPr>
+        <w:tblW w:type="auto" w:w="0"/>
+        <w:jc w:val="center"/>
+        <w:tblLayout w:type="fixed"/>
+        <w:tblCellMar>
+          <w:top w:w="28" w:type="dxa"/>
+          <w:left w:w="85" w:type="dxa"/>
+          <w:bottom w:w="0" w:type="dxa"/>
+          <w:right w:w="85" w:type="dxa"/>
+        </w:tblCellMar>
+        <w:tblLook w:firstColumn="1" w:firstRow="1" w:lastColumn="0" w:lastRow="0" w:noHBand="0" w:noVBand="1" w:val="04A0"/>
+      </w:tblPr>
+      <w:tblGrid>
+        <w:gridCol w:w="15704"/>
+      </w:tblGrid>
+      <w:tr>
+        <w:trPr>
+          <w:trHeight w:val="10148" w:hRule="exact"/>
+        </w:trPr>
+        <w:tc>
+          <w:tcPr>
+            <w:tcW w:type="dxa" w:w="15704"/>
+            <w:vAlign w:val="top"/>
+          </w:tcPr>
+          <w:p>
+            <w:pPr>
+              <w:spacing w:before="0" w:after="40" w:line="240" w:lineRule="auto"/>
+              <w:jc w:val="left"/>
+              <w:rPr>
+                <w:sz w:val="4"/>
+              </w:rPr>
+            </w:pPr>
+            <w:r>
+              <w:rPr>
+                <w:sz w:val="4"/>
+              </w:rPr>
+              <w:drawing>
+                <wp:inline xmlns:a="http://schemas.openxmlformats.org/drawingml/2006/main" xmlns:pic="http://schemas.openxmlformats.org/drawingml/2006/picture">
+                  <wp:extent cx="9279111" cy="5219500"/>
+                  <wp:docPr id="10" name="Picture 10"/>
+                  <wp:cNvGraphicFramePr>
+                    <a:graphicFrameLocks noChangeAspect="1"/>
+                  </wp:cNvGraphicFramePr>
+                  <a:graphic>
+                    <a:graphicData uri="http://schemas.openxmlformats.org/drawingml/2006/picture">
+                      <pic:pic>
+                        <pic:nvPicPr>
+                          <pic:cNvPr id="0" name="10_02-24_anotada.jpg"/>
+                          <pic:cNvPicPr/>
+                        </pic:nvPicPr>
+                        <pic:blipFill>
+                          <a:blip r:embed="rId19"/>
+                          <a:stretch>
+                            <a:fillRect/>
+                          </a:stretch>
+                        </pic:blipFill>
+                        <pic:spPr>
+                          <a:xfrm>
+                            <a:off x="0" y="0"/>
+                            <a:ext cx="9279111" cy="5219500"/>
+                          </a:xfrm>
+                          <a:prstGeom prst="rect"/>
+                        </pic:spPr>
+                      </pic:pic>
+                    </a:graphicData>
+                  </a:graphic>
+                </wp:inline>
+              </w:drawing>
+            </w:r>
+          </w:p>
+          <w:p>
+            <w:pPr>
+              <w:spacing w:before="0" w:after="20" w:line="216" w:lineRule="exact"/>
+            </w:pPr>
+            <w:r>
+              <w:rPr>
+                <w:b w:val="0"/>
+                <w:i w:val="0"/>
+                <w:color w:val="666666"/>
+                <w:sz w:val="18"/>
+              </w:rPr>
+              <w:t>PASO 10 · FILTROS Y DOSIS · 02:24</w:t>
+            </w:r>
+          </w:p>
+          <w:p>
+            <w:pPr>
+              <w:spacing w:before="0" w:after="20" w:line="360" w:lineRule="exact"/>
+            </w:pPr>
+            <w:r>
+              <w:rPr>
+                <w:b/>
+                <w:i w:val="0"/>
+                <w:color w:val="111111"/>
+                <w:sz w:val="30"/>
+              </w:rPr>
+              <w:t>Advertencia sobre dosis en cerebro vs cuello</w:t>
+            </w:r>
+          </w:p>
+          <w:p>
+            <w:pPr>
+              <w:spacing w:before="0" w:after="0" w:line="276" w:lineRule="exact"/>
+            </w:pPr>
+            <w:r>
+              <w:rPr>
+                <w:b w:val="0"/>
+                <w:i w:val="0"/>
+                <w:color w:val="222222"/>
+                <w:sz w:val="23"/>
+              </w:rPr>
+              <w:t>Explicación clínica de que el CTDI volumétrico en cerebro puede alcanzar el límite internacional de 60 mGy, mientras que un cuello ronda los 5 a 6 mGy; advierte que realizar cuello con parámetros de cerebro 'freirá' el cuello del paciente. El cursor señala el…</w:t>
+            </w:r>
+          </w:p>
+        </w:tc>
+      </w:tr>
+    </w:tbl>
+    <w:p>
+      <w:pPr>
+        <w:sectPr>
+          <w:pgSz w:w="16838" w:h="11906" w:orient="landscape"/>
+          <w:pgMar w:top="567" w:right="567" w:bottom="567" w:left="567" w:header="283" w:footer="283" w:gutter="0"/>
+          <w:cols w:space="720"/>
+          <w:docGrid w:linePitch="360"/>
+        </w:sectPr>
+      </w:pPr>
+    </w:p>
+    <w:p>
+      <w:pPr>
+        <w:pageBreakBefore w:val="0"/>
+        <w:pBdr>
+          <w:bottom w:val="single" w:sz="4" w:space="2" w:color="BBBBBB"/>
+        </w:pBdr>
+        <w:tabs>
+          <w:tab w:pos="15704" w:val="right"/>
+        </w:tabs>
+        <w:spacing w:before="0" w:after="80" w:line="192" w:lineRule="exact"/>
+      </w:pPr>
+      <w:r>
+        <w:rPr>
+          <w:b w:val="0"/>
+          <w:i w:val="0"/>
+          <w:color w:val="666666"/>
+          <w:sz w:val="16"/>
+        </w:rPr>
+        <w:t>Configuración de Protocolos y Modulación en Tomógrafo Canon</w:t>
+      </w:r>
+      <w:r>
+        <w:rPr>
+          <w:b w:val="0"/>
+          <w:i w:val="0"/>
+          <w:color w:val="666666"/>
+          <w:sz w:val="16"/>
+        </w:rPr>
+        <w:tab/>
+        <w:t>Paso 11 de 12</w:t>
+      </w:r>
+    </w:p>
+    <w:tbl>
+      <w:tblPr>
+        <w:tblW w:type="auto" w:w="0"/>
+        <w:jc w:val="center"/>
+        <w:tblLayout w:type="fixed"/>
+        <w:tblCellMar>
+          <w:top w:w="28" w:type="dxa"/>
+          <w:left w:w="85" w:type="dxa"/>
+          <w:bottom w:w="0" w:type="dxa"/>
+          <w:right w:w="85" w:type="dxa"/>
+        </w:tblCellMar>
+        <w:tblLook w:firstColumn="1" w:firstRow="1" w:lastColumn="0" w:lastRow="0" w:noHBand="0" w:noVBand="1" w:val="04A0"/>
+      </w:tblPr>
+      <w:tblGrid>
+        <w:gridCol w:w="15704"/>
+      </w:tblGrid>
+      <w:tr>
+        <w:trPr>
+          <w:trHeight w:val="10148" w:hRule="exact"/>
+        </w:trPr>
+        <w:tc>
+          <w:tcPr>
+            <w:tcW w:type="dxa" w:w="15704"/>
+            <w:vAlign w:val="top"/>
+          </w:tcPr>
+          <w:p>
+            <w:pPr>
+              <w:spacing w:before="0" w:after="40" w:line="240" w:lineRule="auto"/>
+              <w:jc w:val="left"/>
+              <w:rPr>
+                <w:sz w:val="4"/>
+              </w:rPr>
+            </w:pPr>
+            <w:r>
+              <w:rPr>
+                <w:sz w:val="4"/>
+              </w:rPr>
+              <w:drawing>
+                <wp:inline xmlns:a="http://schemas.openxmlformats.org/drawingml/2006/main" xmlns:pic="http://schemas.openxmlformats.org/drawingml/2006/picture">
+                  <wp:extent cx="9279111" cy="5219500"/>
                   <wp:docPr id="11" name="Picture 11"/>
                   <wp:cNvGraphicFramePr>
                     <a:graphicFrameLocks noChangeAspect="1"/>
@@ -2237,7 +2608,7 @@
                         <pic:spPr>
                           <a:xfrm>
                             <a:off x="0" y="0"/>
-                            <a:ext cx="3081701" cy="5478580"/>
+                            <a:ext cx="9279111" cy="5219500"/>
                           </a:xfrm>
                           <a:prstGeom prst="rect"/>
                         </pic:spPr>
@@ -2250,50 +2621,113 @@
           </w:p>
           <w:p>
             <w:pPr>
-              <w:spacing w:before="0" w:after="20" w:line="204" w:lineRule="exact"/>
+              <w:spacing w:before="0" w:after="20" w:line="216" w:lineRule="exact"/>
             </w:pPr>
             <w:r>
               <w:rPr>
                 <w:b w:val="0"/>
                 <w:i w:val="0"/>
                 <w:color w:val="666666"/>
-                <w:sz w:val="17"/>
+                <w:sz w:val="18"/>
               </w:rPr>
               <w:t>PASO 11 · CONFIGURACIÓN DE PROTOCOLOS · 03:20</w:t>
             </w:r>
           </w:p>
           <w:p>
             <w:pPr>
-              <w:spacing w:before="0" w:after="20" w:line="312" w:lineRule="exact"/>
+              <w:spacing w:before="0" w:after="20" w:line="360" w:lineRule="exact"/>
             </w:pPr>
             <w:r>
               <w:rPr>
                 <w:b/>
                 <w:i w:val="0"/>
                 <w:color w:val="111111"/>
-                <w:sz w:val="26"/>
+                <w:sz w:val="30"/>
               </w:rPr>
-              <w:t>Ver Ruta de Acceso en Adquisición</w:t>
+              <w:t>Ver ruta de acceso en adquisicion</w:t>
             </w:r>
           </w:p>
           <w:p>
             <w:pPr>
-              <w:spacing w:before="0" w:after="0" w:line="252" w:lineRule="exact"/>
+              <w:spacing w:before="0" w:after="0" w:line="276" w:lineRule="exact"/>
             </w:pPr>
             <w:r>
               <w:rPr>
                 <w:b w:val="0"/>
                 <w:i w:val="0"/>
                 <w:color w:val="222222"/>
-                <w:sz w:val="21"/>
+                <w:sz w:val="23"/>
               </w:rPr>
-              <w:t>Se demuestra paso a paso cómo volver al menú de protocolos desde la pantalla principal: hacer clic en 'Utility', luego 'Protocol' y finalmente en 'eXam Plan Preset'.</w:t>
+              <w:t>Se demuestra paso a paso como volver al menu de protocolos desde la pantalla principal: hacer clic en Utility, luego Protocol y finalmente en eXam Plan Preset.</w:t>
             </w:r>
           </w:p>
         </w:tc>
+      </w:tr>
+    </w:tbl>
+    <w:p>
+      <w:pPr>
+        <w:sectPr>
+          <w:pgSz w:w="16838" w:h="11906" w:orient="landscape"/>
+          <w:pgMar w:top="567" w:right="567" w:bottom="567" w:left="567" w:header="283" w:footer="283" w:gutter="0"/>
+          <w:cols w:space="720"/>
+          <w:docGrid w:linePitch="360"/>
+        </w:sectPr>
+      </w:pPr>
+    </w:p>
+    <w:p>
+      <w:pPr>
+        <w:pageBreakBefore w:val="0"/>
+        <w:pBdr>
+          <w:bottom w:val="single" w:sz="4" w:space="2" w:color="BBBBBB"/>
+        </w:pBdr>
+        <w:tabs>
+          <w:tab w:pos="15704" w:val="right"/>
+        </w:tabs>
+        <w:spacing w:before="0" w:after="80" w:line="192" w:lineRule="exact"/>
+      </w:pPr>
+      <w:r>
+        <w:rPr>
+          <w:b w:val="0"/>
+          <w:i w:val="0"/>
+          <w:color w:val="666666"/>
+          <w:sz w:val="16"/>
+        </w:rPr>
+        <w:t>Configuración de Protocolos y Modulación en Tomógrafo Canon</w:t>
+      </w:r>
+      <w:r>
+        <w:rPr>
+          <w:b w:val="0"/>
+          <w:i w:val="0"/>
+          <w:color w:val="666666"/>
+          <w:sz w:val="16"/>
+        </w:rPr>
+        <w:tab/>
+        <w:t>Paso 12 de 12</w:t>
+      </w:r>
+    </w:p>
+    <w:tbl>
+      <w:tblPr>
+        <w:tblW w:type="auto" w:w="0"/>
+        <w:jc w:val="center"/>
+        <w:tblLayout w:type="fixed"/>
+        <w:tblCellMar>
+          <w:top w:w="28" w:type="dxa"/>
+          <w:left w:w="85" w:type="dxa"/>
+          <w:bottom w:w="0" w:type="dxa"/>
+          <w:right w:w="85" w:type="dxa"/>
+        </w:tblCellMar>
+        <w:tblLook w:firstColumn="1" w:firstRow="1" w:lastColumn="0" w:lastRow="0" w:noHBand="0" w:noVBand="1" w:val="04A0"/>
+      </w:tblPr>
+      <w:tblGrid>
+        <w:gridCol w:w="15704"/>
+      </w:tblGrid>
+      <w:tr>
+        <w:trPr>
+          <w:trHeight w:val="10148" w:hRule="exact"/>
+        </w:trPr>
         <w:tc>
           <w:tcPr>
-            <w:tcW w:type="dxa" w:w="7710"/>
+            <w:tcW w:type="dxa" w:w="15704"/>
             <w:vAlign w:val="top"/>
           </w:tcPr>
           <w:p>
@@ -2310,7 +2744,7 @@
               </w:rPr>
               <w:drawing>
                 <wp:inline xmlns:a="http://schemas.openxmlformats.org/drawingml/2006/main" xmlns:pic="http://schemas.openxmlformats.org/drawingml/2006/picture">
-                  <wp:extent cx="3081701" cy="5478580"/>
+                  <wp:extent cx="9279111" cy="5219500"/>
                   <wp:docPr id="12" name="Picture 12"/>
                   <wp:cNvGraphicFramePr>
                     <a:graphicFrameLocks noChangeAspect="1"/>
@@ -2331,7 +2765,7 @@
                         <pic:spPr>
                           <a:xfrm>
                             <a:off x="0" y="0"/>
-                            <a:ext cx="3081701" cy="5478580"/>
+                            <a:ext cx="9279111" cy="5219500"/>
                           </a:xfrm>
                           <a:prstGeom prst="rect"/>
                         </pic:spPr>
@@ -2344,42 +2778,42 @@
           </w:p>
           <w:p>
             <w:pPr>
-              <w:spacing w:before="0" w:after="20" w:line="204" w:lineRule="exact"/>
+              <w:spacing w:before="0" w:after="20" w:line="216" w:lineRule="exact"/>
             </w:pPr>
             <w:r>
               <w:rPr>
                 <w:b w:val="0"/>
                 <w:i w:val="0"/>
                 <w:color w:val="666666"/>
-                <w:sz w:val="17"/>
+                <w:sz w:val="18"/>
               </w:rPr>
               <w:t>PASO 12 · CONFIGURACIÓN DE PROTOCOLOS · 03:28</w:t>
             </w:r>
           </w:p>
           <w:p>
             <w:pPr>
-              <w:spacing w:before="0" w:after="20" w:line="312" w:lineRule="exact"/>
+              <w:spacing w:before="0" w:after="20" w:line="360" w:lineRule="exact"/>
             </w:pPr>
             <w:r>
               <w:rPr>
                 <w:b/>
                 <w:i w:val="0"/>
                 <w:color w:val="111111"/>
-                <w:sz w:val="26"/>
+                <w:sz w:val="30"/>
               </w:rPr>
               <w:t>Advertencia sobre Modificación Permanente</w:t>
             </w:r>
           </w:p>
           <w:p>
             <w:pPr>
-              <w:spacing w:before="0" w:after="0" w:line="252" w:lineRule="exact"/>
+              <w:spacing w:before="0" w:after="0" w:line="276" w:lineRule="exact"/>
             </w:pPr>
             <w:r>
               <w:rPr>
                 <w:b w:val="0"/>
                 <w:i w:val="0"/>
                 <w:color w:val="222222"/>
-                <w:sz w:val="21"/>
+                <w:sz w:val="23"/>
               </w:rPr>
               <w:t>Se advierte firmemente que cualquier cambio guardado en estos menús preestablecidos afectará de forma permanente y global a todos los usuarios del tomógrafo. El cursor se sitúa en eXam Plan Preset.</w:t>
             </w:r>
@@ -2389,12 +2823,22 @@
     </w:tbl>
     <w:p>
       <w:pPr>
-        <w:pageBreakBefore/>
+        <w:sectPr>
+          <w:pgSz w:w="16838" w:h="11906" w:orient="landscape"/>
+          <w:pgMar w:top="567" w:right="567" w:bottom="567" w:left="567" w:header="283" w:footer="283" w:gutter="0"/>
+          <w:cols w:space="720"/>
+          <w:docGrid w:linePitch="360"/>
+        </w:sectPr>
+      </w:pPr>
+    </w:p>
+    <w:p>
+      <w:pPr>
+        <w:pageBreakBefore w:val="0"/>
         <w:pBdr>
           <w:bottom w:val="single" w:sz="4" w:space="2" w:color="BBBBBB"/>
         </w:pBdr>
         <w:tabs>
-          <w:tab w:pos="15704" w:val="right"/>
+          <w:tab w:pos="10772" w:val="right"/>
         </w:tabs>
         <w:spacing w:before="0" w:after="80" w:line="192" w:lineRule="exact"/>
       </w:pPr>
@@ -3302,37 +3746,6 @@
     </w:p>
     <w:p>
       <w:pPr>
-        <w:pageBreakBefore/>
-        <w:pBdr>
-          <w:bottom w:val="single" w:sz="4" w:space="2" w:color="BBBBBB"/>
-        </w:pBdr>
-        <w:tabs>
-          <w:tab w:pos="15704" w:val="right"/>
-        </w:tabs>
-        <w:spacing w:before="0" w:after="80" w:line="192" w:lineRule="exact"/>
-      </w:pPr>
-      <w:r>
-        <w:rPr>
-          <w:b w:val="0"/>
-          <w:i w:val="0"/>
-          <w:color w:val="666666"/>
-          <w:sz w:val="16"/>
-        </w:rPr>
-        <w:t>Configuración de Protocolos y Modulación en Tomógrafo Canon</w:t>
-      </w:r>
-      <w:r>
-        <w:rPr>
-          <w:b w:val="0"/>
-          <w:i w:val="0"/>
-          <w:color w:val="666666"/>
-          <w:sz w:val="16"/>
-        </w:rPr>
-        <w:tab/>
-        <w:t>Transcripción (2 de 2)</w:t>
-      </w:r>
-    </w:p>
-    <w:p>
-      <w:pPr>
         <w:tabs>
           <w:tab w:pos="850" w:val="left"/>
         </w:tabs>
@@ -3445,6 +3858,37 @@
     </w:p>
     <w:p>
       <w:pPr>
+        <w:pageBreakBefore/>
+        <w:pBdr>
+          <w:bottom w:val="single" w:sz="4" w:space="2" w:color="BBBBBB"/>
+        </w:pBdr>
+        <w:tabs>
+          <w:tab w:pos="10772" w:val="right"/>
+        </w:tabs>
+        <w:spacing w:before="0" w:after="80" w:line="192" w:lineRule="exact"/>
+      </w:pPr>
+      <w:r>
+        <w:rPr>
+          <w:b w:val="0"/>
+          <w:i w:val="0"/>
+          <w:color w:val="666666"/>
+          <w:sz w:val="16"/>
+        </w:rPr>
+        <w:t>Configuración de Protocolos y Modulación en Tomógrafo Canon</w:t>
+      </w:r>
+      <w:r>
+        <w:rPr>
+          <w:b w:val="0"/>
+          <w:i w:val="0"/>
+          <w:color w:val="666666"/>
+          <w:sz w:val="16"/>
+        </w:rPr>
+        <w:tab/>
+        <w:t>Transcripción (2 de 2)</w:t>
+      </w:r>
+    </w:p>
+    <w:p>
+      <w:pPr>
         <w:tabs>
           <w:tab w:pos="850" w:val="left"/>
         </w:tabs>
@@ -3484,11 +3928,9 @@
       </w:r>
     </w:p>
     <w:sectPr>
-      <w:footerReference w:type="default" r:id="rId9"/>
-      <w:pgSz w:w="16838" w:h="11906" w:orient="landscape"/>
+      <w:pgSz w:w="11906" w:h="16838"/>
       <w:pgMar w:top="567" w:right="567" w:bottom="567" w:left="567" w:header="283" w:footer="283" w:gutter="0"/>
       <w:cols w:space="720"/>
-      <w:titlePg/>
       <w:docGrid w:linePitch="360"/>
     </w:sectPr>
   </w:body>
